--- a/resources/a-level-economics-inflation-two-households/A-Level-Economics-Inflation-Two-Households-Student.docx
+++ b/resources/a-level-economics-inflation-two-households/A-Level-Economics-Inflation-Two-Households-Student.docx
@@ -48,13 +48,13 @@
         <w:tc>
           <w:tcPr>
             <w:tcW w:type="dxa" w:w="4670"/>
-            <w:shd w:fill="142D40"/>
             <w:tcBorders>
               <w:top w:val="single" w:sz="4" w:color="D9D9D9"/>
               <w:bottom w:val="single" w:sz="4" w:color="D9D9D9"/>
               <w:left w:val="single" w:sz="4" w:color="D9D9D9"/>
               <w:right w:val="single" w:sz="4" w:color="D9D9D9"/>
             </w:tcBorders>
+            <w:shd w:fill="142D40"/>
             <w:tcMar>
               <w:top w:w="85" w:type="dxa"/>
               <w:bottom w:w="85" w:type="dxa"/>
@@ -79,13 +79,13 @@
         <w:tc>
           <w:tcPr>
             <w:tcW w:type="dxa" w:w="2741"/>
-            <w:shd w:fill="142D40"/>
             <w:tcBorders>
               <w:top w:val="single" w:sz="4" w:color="D9D9D9"/>
               <w:bottom w:val="single" w:sz="4" w:color="D9D9D9"/>
               <w:left w:val="single" w:sz="4" w:color="D9D9D9"/>
               <w:right w:val="single" w:sz="4" w:color="D9D9D9"/>
             </w:tcBorders>
+            <w:shd w:fill="142D40"/>
             <w:tcMar>
               <w:top w:w="85" w:type="dxa"/>
               <w:bottom w:w="85" w:type="dxa"/>
@@ -110,13 +110,13 @@
         <w:tc>
           <w:tcPr>
             <w:tcW w:type="dxa" w:w="2741"/>
-            <w:shd w:fill="142D40"/>
             <w:tcBorders>
               <w:top w:val="single" w:sz="4" w:color="D9D9D9"/>
               <w:bottom w:val="single" w:sz="4" w:color="D9D9D9"/>
               <w:left w:val="single" w:sz="4" w:color="D9D9D9"/>
               <w:right w:val="single" w:sz="4" w:color="D9D9D9"/>
             </w:tcBorders>
+            <w:shd w:fill="142D40"/>
             <w:tcMar>
               <w:top w:w="85" w:type="dxa"/>
               <w:bottom w:w="85" w:type="dxa"/>
@@ -143,13 +143,13 @@
         <w:tc>
           <w:tcPr>
             <w:tcW w:type="dxa" w:w="4670"/>
-            <w:shd w:fill="FFFFFF"/>
             <w:tcBorders>
               <w:top w:val="single" w:sz="4" w:color="D9D9D9"/>
               <w:bottom w:val="single" w:sz="4" w:color="D9D9D9"/>
               <w:left w:val="single" w:sz="4" w:color="D9D9D9"/>
               <w:right w:val="single" w:sz="4" w:color="D9D9D9"/>
             </w:tcBorders>
+            <w:shd w:fill="FFFFFF"/>
             <w:tcMar>
               <w:top w:w="85" w:type="dxa"/>
               <w:bottom w:w="85" w:type="dxa"/>
@@ -174,13 +174,13 @@
         <w:tc>
           <w:tcPr>
             <w:tcW w:type="dxa" w:w="2741"/>
-            <w:shd w:fill="FFFFFF"/>
             <w:tcBorders>
               <w:top w:val="single" w:sz="4" w:color="D9D9D9"/>
               <w:bottom w:val="single" w:sz="4" w:color="D9D9D9"/>
               <w:left w:val="single" w:sz="4" w:color="D9D9D9"/>
               <w:right w:val="single" w:sz="4" w:color="D9D9D9"/>
             </w:tcBorders>
+            <w:shd w:fill="FFFFFF"/>
             <w:tcMar>
               <w:top w:w="85" w:type="dxa"/>
               <w:bottom w:w="85" w:type="dxa"/>
@@ -205,13 +205,13 @@
         <w:tc>
           <w:tcPr>
             <w:tcW w:type="dxa" w:w="2741"/>
-            <w:shd w:fill="FFFFFF"/>
             <w:tcBorders>
               <w:top w:val="single" w:sz="4" w:color="D9D9D9"/>
               <w:bottom w:val="single" w:sz="4" w:color="D9D9D9"/>
               <w:left w:val="single" w:sz="4" w:color="D9D9D9"/>
               <w:right w:val="single" w:sz="4" w:color="D9D9D9"/>
             </w:tcBorders>
+            <w:shd w:fill="FFFFFF"/>
             <w:tcMar>
               <w:top w:w="85" w:type="dxa"/>
               <w:bottom w:w="85" w:type="dxa"/>
@@ -238,13 +238,13 @@
         <w:tc>
           <w:tcPr>
             <w:tcW w:type="dxa" w:w="4670"/>
-            <w:shd w:fill="F1F5F7"/>
             <w:tcBorders>
               <w:top w:val="single" w:sz="4" w:color="D9D9D9"/>
               <w:bottom w:val="single" w:sz="4" w:color="D9D9D9"/>
               <w:left w:val="single" w:sz="4" w:color="D9D9D9"/>
               <w:right w:val="single" w:sz="4" w:color="D9D9D9"/>
             </w:tcBorders>
+            <w:shd w:fill="F1F5F7"/>
             <w:tcMar>
               <w:top w:w="85" w:type="dxa"/>
               <w:bottom w:w="85" w:type="dxa"/>
@@ -269,13 +269,13 @@
         <w:tc>
           <w:tcPr>
             <w:tcW w:type="dxa" w:w="2741"/>
-            <w:shd w:fill="F1F5F7"/>
             <w:tcBorders>
               <w:top w:val="single" w:sz="4" w:color="D9D9D9"/>
               <w:bottom w:val="single" w:sz="4" w:color="D9D9D9"/>
               <w:left w:val="single" w:sz="4" w:color="D9D9D9"/>
               <w:right w:val="single" w:sz="4" w:color="D9D9D9"/>
             </w:tcBorders>
+            <w:shd w:fill="F1F5F7"/>
             <w:tcMar>
               <w:top w:w="85" w:type="dxa"/>
               <w:bottom w:w="85" w:type="dxa"/>
@@ -300,13 +300,13 @@
         <w:tc>
           <w:tcPr>
             <w:tcW w:type="dxa" w:w="2741"/>
-            <w:shd w:fill="F1F5F7"/>
             <w:tcBorders>
               <w:top w:val="single" w:sz="4" w:color="D9D9D9"/>
               <w:bottom w:val="single" w:sz="4" w:color="D9D9D9"/>
               <w:left w:val="single" w:sz="4" w:color="D9D9D9"/>
               <w:right w:val="single" w:sz="4" w:color="D9D9D9"/>
             </w:tcBorders>
+            <w:shd w:fill="F1F5F7"/>
             <w:tcMar>
               <w:top w:w="85" w:type="dxa"/>
               <w:bottom w:w="85" w:type="dxa"/>
@@ -333,13 +333,13 @@
         <w:tc>
           <w:tcPr>
             <w:tcW w:type="dxa" w:w="4670"/>
-            <w:shd w:fill="FFFFFF"/>
             <w:tcBorders>
               <w:top w:val="single" w:sz="4" w:color="D9D9D9"/>
               <w:bottom w:val="single" w:sz="4" w:color="D9D9D9"/>
               <w:left w:val="single" w:sz="4" w:color="D9D9D9"/>
               <w:right w:val="single" w:sz="4" w:color="D9D9D9"/>
             </w:tcBorders>
+            <w:shd w:fill="FFFFFF"/>
             <w:tcMar>
               <w:top w:w="85" w:type="dxa"/>
               <w:bottom w:w="85" w:type="dxa"/>
@@ -364,13 +364,13 @@
         <w:tc>
           <w:tcPr>
             <w:tcW w:type="dxa" w:w="2741"/>
-            <w:shd w:fill="FFFFFF"/>
             <w:tcBorders>
               <w:top w:val="single" w:sz="4" w:color="D9D9D9"/>
               <w:bottom w:val="single" w:sz="4" w:color="D9D9D9"/>
               <w:left w:val="single" w:sz="4" w:color="D9D9D9"/>
               <w:right w:val="single" w:sz="4" w:color="D9D9D9"/>
             </w:tcBorders>
+            <w:shd w:fill="FFFFFF"/>
             <w:tcMar>
               <w:top w:w="85" w:type="dxa"/>
               <w:bottom w:w="85" w:type="dxa"/>
@@ -395,13 +395,13 @@
         <w:tc>
           <w:tcPr>
             <w:tcW w:type="dxa" w:w="2741"/>
-            <w:shd w:fill="FFFFFF"/>
             <w:tcBorders>
               <w:top w:val="single" w:sz="4" w:color="D9D9D9"/>
               <w:bottom w:val="single" w:sz="4" w:color="D9D9D9"/>
               <w:left w:val="single" w:sz="4" w:color="D9D9D9"/>
               <w:right w:val="single" w:sz="4" w:color="D9D9D9"/>
             </w:tcBorders>
+            <w:shd w:fill="FFFFFF"/>
             <w:tcMar>
               <w:top w:w="85" w:type="dxa"/>
               <w:bottom w:w="85" w:type="dxa"/>
@@ -428,13 +428,13 @@
         <w:tc>
           <w:tcPr>
             <w:tcW w:type="dxa" w:w="4670"/>
-            <w:shd w:fill="F1F5F7"/>
             <w:tcBorders>
               <w:top w:val="single" w:sz="4" w:color="D9D9D9"/>
               <w:bottom w:val="single" w:sz="4" w:color="D9D9D9"/>
               <w:left w:val="single" w:sz="4" w:color="D9D9D9"/>
               <w:right w:val="single" w:sz="4" w:color="D9D9D9"/>
             </w:tcBorders>
+            <w:shd w:fill="F1F5F7"/>
             <w:tcMar>
               <w:top w:w="85" w:type="dxa"/>
               <w:bottom w:w="85" w:type="dxa"/>
@@ -459,13 +459,13 @@
         <w:tc>
           <w:tcPr>
             <w:tcW w:type="dxa" w:w="2741"/>
-            <w:shd w:fill="F1F5F7"/>
             <w:tcBorders>
               <w:top w:val="single" w:sz="4" w:color="D9D9D9"/>
               <w:bottom w:val="single" w:sz="4" w:color="D9D9D9"/>
               <w:left w:val="single" w:sz="4" w:color="D9D9D9"/>
               <w:right w:val="single" w:sz="4" w:color="D9D9D9"/>
             </w:tcBorders>
+            <w:shd w:fill="F1F5F7"/>
             <w:tcMar>
               <w:top w:w="85" w:type="dxa"/>
               <w:bottom w:w="85" w:type="dxa"/>
@@ -490,13 +490,13 @@
         <w:tc>
           <w:tcPr>
             <w:tcW w:type="dxa" w:w="2741"/>
-            <w:shd w:fill="F1F5F7"/>
             <w:tcBorders>
               <w:top w:val="single" w:sz="4" w:color="D9D9D9"/>
               <w:bottom w:val="single" w:sz="4" w:color="D9D9D9"/>
               <w:left w:val="single" w:sz="4" w:color="D9D9D9"/>
               <w:right w:val="single" w:sz="4" w:color="D9D9D9"/>
             </w:tcBorders>
+            <w:shd w:fill="F1F5F7"/>
             <w:tcMar>
               <w:top w:w="85" w:type="dxa"/>
               <w:bottom w:w="85" w:type="dxa"/>
@@ -557,13 +557,13 @@
         <w:tc>
           <w:tcPr>
             <w:tcW w:type="dxa" w:w="6700"/>
-            <w:shd w:fill="142D40"/>
             <w:tcBorders>
               <w:top w:val="single" w:sz="4" w:color="D9D9D9"/>
               <w:bottom w:val="single" w:sz="4" w:color="D9D9D9"/>
               <w:left w:val="single" w:sz="4" w:color="D9D9D9"/>
               <w:right w:val="single" w:sz="4" w:color="D9D9D9"/>
             </w:tcBorders>
+            <w:shd w:fill="142D40"/>
             <w:tcMar>
               <w:top w:w="85" w:type="dxa"/>
               <w:bottom w:w="85" w:type="dxa"/>
@@ -588,13 +588,13 @@
         <w:tc>
           <w:tcPr>
             <w:tcW w:type="dxa" w:w="3452"/>
-            <w:shd w:fill="142D40"/>
             <w:tcBorders>
               <w:top w:val="single" w:sz="4" w:color="D9D9D9"/>
               <w:bottom w:val="single" w:sz="4" w:color="D9D9D9"/>
               <w:left w:val="single" w:sz="4" w:color="D9D9D9"/>
               <w:right w:val="single" w:sz="4" w:color="D9D9D9"/>
             </w:tcBorders>
+            <w:shd w:fill="142D40"/>
             <w:tcMar>
               <w:top w:w="85" w:type="dxa"/>
               <w:bottom w:w="85" w:type="dxa"/>
@@ -621,13 +621,13 @@
         <w:tc>
           <w:tcPr>
             <w:tcW w:type="dxa" w:w="6700"/>
-            <w:shd w:fill="FFFFFF"/>
             <w:tcBorders>
               <w:top w:val="single" w:sz="4" w:color="D9D9D9"/>
               <w:bottom w:val="single" w:sz="4" w:color="D9D9D9"/>
               <w:left w:val="single" w:sz="4" w:color="D9D9D9"/>
               <w:right w:val="single" w:sz="4" w:color="D9D9D9"/>
             </w:tcBorders>
+            <w:shd w:fill="FFFFFF"/>
             <w:tcMar>
               <w:top w:w="85" w:type="dxa"/>
               <w:bottom w:w="85" w:type="dxa"/>
@@ -652,13 +652,13 @@
         <w:tc>
           <w:tcPr>
             <w:tcW w:type="dxa" w:w="3452"/>
-            <w:shd w:fill="FFFFFF"/>
             <w:tcBorders>
               <w:top w:val="single" w:sz="4" w:color="D9D9D9"/>
               <w:bottom w:val="single" w:sz="4" w:color="D9D9D9"/>
               <w:left w:val="single" w:sz="4" w:color="D9D9D9"/>
               <w:right w:val="single" w:sz="4" w:color="D9D9D9"/>
             </w:tcBorders>
+            <w:shd w:fill="FFFFFF"/>
             <w:tcMar>
               <w:top w:w="85" w:type="dxa"/>
               <w:bottom w:w="85" w:type="dxa"/>
@@ -684,13 +684,13 @@
         <w:tc>
           <w:tcPr>
             <w:tcW w:type="dxa" w:w="6700"/>
-            <w:shd w:fill="F1F5F7"/>
             <w:tcBorders>
               <w:top w:val="single" w:sz="4" w:color="D9D9D9"/>
               <w:bottom w:val="single" w:sz="4" w:color="D9D9D9"/>
               <w:left w:val="single" w:sz="4" w:color="D9D9D9"/>
               <w:right w:val="single" w:sz="4" w:color="D9D9D9"/>
             </w:tcBorders>
+            <w:shd w:fill="F1F5F7"/>
             <w:tcMar>
               <w:top w:w="85" w:type="dxa"/>
               <w:bottom w:w="85" w:type="dxa"/>
@@ -715,13 +715,13 @@
         <w:tc>
           <w:tcPr>
             <w:tcW w:type="dxa" w:w="3452"/>
-            <w:shd w:fill="F1F5F7"/>
             <w:tcBorders>
               <w:top w:val="single" w:sz="4" w:color="D9D9D9"/>
               <w:bottom w:val="single" w:sz="4" w:color="D9D9D9"/>
               <w:left w:val="single" w:sz="4" w:color="D9D9D9"/>
               <w:right w:val="single" w:sz="4" w:color="D9D9D9"/>
             </w:tcBorders>
+            <w:shd w:fill="F1F5F7"/>
             <w:tcMar>
               <w:top w:w="85" w:type="dxa"/>
               <w:bottom w:w="85" w:type="dxa"/>
@@ -747,13 +747,13 @@
         <w:tc>
           <w:tcPr>
             <w:tcW w:type="dxa" w:w="6700"/>
-            <w:shd w:fill="FFFFFF"/>
             <w:tcBorders>
               <w:top w:val="single" w:sz="4" w:color="D9D9D9"/>
               <w:bottom w:val="single" w:sz="4" w:color="D9D9D9"/>
               <w:left w:val="single" w:sz="4" w:color="D9D9D9"/>
               <w:right w:val="single" w:sz="4" w:color="D9D9D9"/>
             </w:tcBorders>
+            <w:shd w:fill="FFFFFF"/>
             <w:tcMar>
               <w:top w:w="85" w:type="dxa"/>
               <w:bottom w:w="85" w:type="dxa"/>
@@ -778,13 +778,13 @@
         <w:tc>
           <w:tcPr>
             <w:tcW w:type="dxa" w:w="3452"/>
-            <w:shd w:fill="FFFFFF"/>
             <w:tcBorders>
               <w:top w:val="single" w:sz="4" w:color="D9D9D9"/>
               <w:bottom w:val="single" w:sz="4" w:color="D9D9D9"/>
               <w:left w:val="single" w:sz="4" w:color="D9D9D9"/>
               <w:right w:val="single" w:sz="4" w:color="D9D9D9"/>
             </w:tcBorders>
+            <w:shd w:fill="FFFFFF"/>
             <w:tcMar>
               <w:top w:w="85" w:type="dxa"/>
               <w:bottom w:w="85" w:type="dxa"/>
@@ -846,13 +846,13 @@
         <w:tc>
           <w:tcPr>
             <w:tcW w:type="dxa" w:w="4061"/>
-            <w:shd w:fill="142D40"/>
             <w:tcBorders>
               <w:top w:val="single" w:sz="4" w:color="D9D9D9"/>
               <w:bottom w:val="single" w:sz="4" w:color="D9D9D9"/>
               <w:left w:val="single" w:sz="4" w:color="D9D9D9"/>
               <w:right w:val="single" w:sz="4" w:color="D9D9D9"/>
             </w:tcBorders>
+            <w:shd w:fill="142D40"/>
             <w:tcMar>
               <w:top w:w="85" w:type="dxa"/>
               <w:bottom w:w="85" w:type="dxa"/>
@@ -877,13 +877,13 @@
         <w:tc>
           <w:tcPr>
             <w:tcW w:type="dxa" w:w="2030"/>
-            <w:shd w:fill="142D40"/>
             <w:tcBorders>
               <w:top w:val="single" w:sz="4" w:color="D9D9D9"/>
               <w:bottom w:val="single" w:sz="4" w:color="D9D9D9"/>
               <w:left w:val="single" w:sz="4" w:color="D9D9D9"/>
               <w:right w:val="single" w:sz="4" w:color="D9D9D9"/>
             </w:tcBorders>
+            <w:shd w:fill="142D40"/>
             <w:tcMar>
               <w:top w:w="85" w:type="dxa"/>
               <w:bottom w:w="85" w:type="dxa"/>
@@ -908,13 +908,13 @@
         <w:tc>
           <w:tcPr>
             <w:tcW w:type="dxa" w:w="2030"/>
-            <w:shd w:fill="142D40"/>
             <w:tcBorders>
               <w:top w:val="single" w:sz="4" w:color="D9D9D9"/>
               <w:bottom w:val="single" w:sz="4" w:color="D9D9D9"/>
               <w:left w:val="single" w:sz="4" w:color="D9D9D9"/>
               <w:right w:val="single" w:sz="4" w:color="D9D9D9"/>
             </w:tcBorders>
+            <w:shd w:fill="142D40"/>
             <w:tcMar>
               <w:top w:w="85" w:type="dxa"/>
               <w:bottom w:w="85" w:type="dxa"/>
@@ -939,13 +939,13 @@
         <w:tc>
           <w:tcPr>
             <w:tcW w:type="dxa" w:w="2030"/>
-            <w:shd w:fill="142D40"/>
             <w:tcBorders>
               <w:top w:val="single" w:sz="4" w:color="D9D9D9"/>
               <w:bottom w:val="single" w:sz="4" w:color="D9D9D9"/>
               <w:left w:val="single" w:sz="4" w:color="D9D9D9"/>
               <w:right w:val="single" w:sz="4" w:color="D9D9D9"/>
             </w:tcBorders>
+            <w:shd w:fill="142D40"/>
             <w:tcMar>
               <w:top w:w="85" w:type="dxa"/>
               <w:bottom w:w="85" w:type="dxa"/>
@@ -972,13 +972,13 @@
         <w:tc>
           <w:tcPr>
             <w:tcW w:type="dxa" w:w="4061"/>
-            <w:shd w:fill="FFFFFF"/>
             <w:tcBorders>
               <w:top w:val="single" w:sz="4" w:color="D9D9D9"/>
               <w:bottom w:val="single" w:sz="4" w:color="D9D9D9"/>
               <w:left w:val="single" w:sz="4" w:color="D9D9D9"/>
               <w:right w:val="single" w:sz="4" w:color="D9D9D9"/>
             </w:tcBorders>
+            <w:shd w:fill="FFFFFF"/>
             <w:tcMar>
               <w:top w:w="85" w:type="dxa"/>
               <w:bottom w:w="85" w:type="dxa"/>
@@ -1003,13 +1003,13 @@
         <w:tc>
           <w:tcPr>
             <w:tcW w:type="dxa" w:w="2030"/>
-            <w:shd w:fill="FFFFFF"/>
             <w:tcBorders>
               <w:top w:val="single" w:sz="4" w:color="D9D9D9"/>
               <w:bottom w:val="single" w:sz="4" w:color="D9D9D9"/>
               <w:left w:val="single" w:sz="4" w:color="D9D9D9"/>
               <w:right w:val="single" w:sz="4" w:color="D9D9D9"/>
             </w:tcBorders>
+            <w:shd w:fill="FFFFFF"/>
             <w:tcMar>
               <w:top w:w="85" w:type="dxa"/>
               <w:bottom w:w="85" w:type="dxa"/>
@@ -1034,13 +1034,13 @@
         <w:tc>
           <w:tcPr>
             <w:tcW w:type="dxa" w:w="2030"/>
-            <w:shd w:fill="FFFFFF"/>
             <w:tcBorders>
               <w:top w:val="single" w:sz="4" w:color="D9D9D9"/>
               <w:bottom w:val="single" w:sz="4" w:color="D9D9D9"/>
               <w:left w:val="single" w:sz="4" w:color="D9D9D9"/>
               <w:right w:val="single" w:sz="4" w:color="D9D9D9"/>
             </w:tcBorders>
+            <w:shd w:fill="FFFFFF"/>
             <w:tcMar>
               <w:top w:w="85" w:type="dxa"/>
               <w:bottom w:w="85" w:type="dxa"/>
@@ -1065,13 +1065,13 @@
         <w:tc>
           <w:tcPr>
             <w:tcW w:type="dxa" w:w="2030"/>
-            <w:shd w:fill="FFFFFF"/>
             <w:tcBorders>
               <w:top w:val="single" w:sz="4" w:color="D9D9D9"/>
               <w:bottom w:val="single" w:sz="4" w:color="D9D9D9"/>
               <w:left w:val="single" w:sz="4" w:color="D9D9D9"/>
               <w:right w:val="single" w:sz="4" w:color="D9D9D9"/>
             </w:tcBorders>
+            <w:shd w:fill="FFFFFF"/>
             <w:tcMar>
               <w:top w:w="85" w:type="dxa"/>
               <w:bottom w:w="85" w:type="dxa"/>
@@ -1097,13 +1097,13 @@
         <w:tc>
           <w:tcPr>
             <w:tcW w:type="dxa" w:w="4061"/>
-            <w:shd w:fill="F1F5F7"/>
             <w:tcBorders>
               <w:top w:val="single" w:sz="4" w:color="D9D9D9"/>
               <w:bottom w:val="single" w:sz="4" w:color="D9D9D9"/>
               <w:left w:val="single" w:sz="4" w:color="D9D9D9"/>
               <w:right w:val="single" w:sz="4" w:color="D9D9D9"/>
             </w:tcBorders>
+            <w:shd w:fill="F1F5F7"/>
             <w:tcMar>
               <w:top w:w="85" w:type="dxa"/>
               <w:bottom w:w="85" w:type="dxa"/>
@@ -1128,13 +1128,13 @@
         <w:tc>
           <w:tcPr>
             <w:tcW w:type="dxa" w:w="2030"/>
-            <w:shd w:fill="F1F5F7"/>
             <w:tcBorders>
               <w:top w:val="single" w:sz="4" w:color="D9D9D9"/>
               <w:bottom w:val="single" w:sz="4" w:color="D9D9D9"/>
               <w:left w:val="single" w:sz="4" w:color="D9D9D9"/>
               <w:right w:val="single" w:sz="4" w:color="D9D9D9"/>
             </w:tcBorders>
+            <w:shd w:fill="F1F5F7"/>
             <w:tcMar>
               <w:top w:w="85" w:type="dxa"/>
               <w:bottom w:w="85" w:type="dxa"/>
@@ -1159,13 +1159,13 @@
         <w:tc>
           <w:tcPr>
             <w:tcW w:type="dxa" w:w="2030"/>
-            <w:shd w:fill="F1F5F7"/>
             <w:tcBorders>
               <w:top w:val="single" w:sz="4" w:color="D9D9D9"/>
               <w:bottom w:val="single" w:sz="4" w:color="D9D9D9"/>
               <w:left w:val="single" w:sz="4" w:color="D9D9D9"/>
               <w:right w:val="single" w:sz="4" w:color="D9D9D9"/>
             </w:tcBorders>
+            <w:shd w:fill="F1F5F7"/>
             <w:tcMar>
               <w:top w:w="85" w:type="dxa"/>
               <w:bottom w:w="85" w:type="dxa"/>
@@ -1190,13 +1190,13 @@
         <w:tc>
           <w:tcPr>
             <w:tcW w:type="dxa" w:w="2030"/>
-            <w:shd w:fill="F1F5F7"/>
             <w:tcBorders>
               <w:top w:val="single" w:sz="4" w:color="D9D9D9"/>
               <w:bottom w:val="single" w:sz="4" w:color="D9D9D9"/>
               <w:left w:val="single" w:sz="4" w:color="D9D9D9"/>
               <w:right w:val="single" w:sz="4" w:color="D9D9D9"/>
             </w:tcBorders>
+            <w:shd w:fill="F1F5F7"/>
             <w:tcMar>
               <w:top w:w="85" w:type="dxa"/>
               <w:bottom w:w="85" w:type="dxa"/>
@@ -1222,13 +1222,13 @@
         <w:tc>
           <w:tcPr>
             <w:tcW w:type="dxa" w:w="4061"/>
-            <w:shd w:fill="FFFFFF"/>
             <w:tcBorders>
               <w:top w:val="single" w:sz="4" w:color="D9D9D9"/>
               <w:bottom w:val="single" w:sz="4" w:color="D9D9D9"/>
               <w:left w:val="single" w:sz="4" w:color="D9D9D9"/>
               <w:right w:val="single" w:sz="4" w:color="D9D9D9"/>
             </w:tcBorders>
+            <w:shd w:fill="FFFFFF"/>
             <w:tcMar>
               <w:top w:w="85" w:type="dxa"/>
               <w:bottom w:w="85" w:type="dxa"/>
@@ -1253,13 +1253,13 @@
         <w:tc>
           <w:tcPr>
             <w:tcW w:type="dxa" w:w="2030"/>
-            <w:shd w:fill="FFFFFF"/>
             <w:tcBorders>
               <w:top w:val="single" w:sz="4" w:color="D9D9D9"/>
               <w:bottom w:val="single" w:sz="4" w:color="D9D9D9"/>
               <w:left w:val="single" w:sz="4" w:color="D9D9D9"/>
               <w:right w:val="single" w:sz="4" w:color="D9D9D9"/>
             </w:tcBorders>
+            <w:shd w:fill="FFFFFF"/>
             <w:tcMar>
               <w:top w:w="85" w:type="dxa"/>
               <w:bottom w:w="85" w:type="dxa"/>
@@ -1284,13 +1284,13 @@
         <w:tc>
           <w:tcPr>
             <w:tcW w:type="dxa" w:w="2030"/>
-            <w:shd w:fill="FFFFFF"/>
             <w:tcBorders>
               <w:top w:val="single" w:sz="4" w:color="D9D9D9"/>
               <w:bottom w:val="single" w:sz="4" w:color="D9D9D9"/>
               <w:left w:val="single" w:sz="4" w:color="D9D9D9"/>
               <w:right w:val="single" w:sz="4" w:color="D9D9D9"/>
             </w:tcBorders>
+            <w:shd w:fill="FFFFFF"/>
             <w:tcMar>
               <w:top w:w="85" w:type="dxa"/>
               <w:bottom w:w="85" w:type="dxa"/>
@@ -1315,13 +1315,13 @@
         <w:tc>
           <w:tcPr>
             <w:tcW w:type="dxa" w:w="2030"/>
-            <w:shd w:fill="FFFFFF"/>
             <w:tcBorders>
               <w:top w:val="single" w:sz="4" w:color="D9D9D9"/>
               <w:bottom w:val="single" w:sz="4" w:color="D9D9D9"/>
               <w:left w:val="single" w:sz="4" w:color="D9D9D9"/>
               <w:right w:val="single" w:sz="4" w:color="D9D9D9"/>
             </w:tcBorders>
+            <w:shd w:fill="FFFFFF"/>
             <w:tcMar>
               <w:top w:w="85" w:type="dxa"/>
               <w:bottom w:w="85" w:type="dxa"/>
@@ -1347,13 +1347,13 @@
         <w:tc>
           <w:tcPr>
             <w:tcW w:type="dxa" w:w="4061"/>
-            <w:shd w:fill="F1F5F7"/>
             <w:tcBorders>
               <w:top w:val="single" w:sz="4" w:color="D9D9D9"/>
               <w:bottom w:val="single" w:sz="4" w:color="D9D9D9"/>
               <w:left w:val="single" w:sz="4" w:color="D9D9D9"/>
               <w:right w:val="single" w:sz="4" w:color="D9D9D9"/>
             </w:tcBorders>
+            <w:shd w:fill="F1F5F7"/>
             <w:tcMar>
               <w:top w:w="85" w:type="dxa"/>
               <w:bottom w:w="85" w:type="dxa"/>
@@ -1378,13 +1378,13 @@
         <w:tc>
           <w:tcPr>
             <w:tcW w:type="dxa" w:w="2030"/>
-            <w:shd w:fill="F1F5F7"/>
             <w:tcBorders>
               <w:top w:val="single" w:sz="4" w:color="D9D9D9"/>
               <w:bottom w:val="single" w:sz="4" w:color="D9D9D9"/>
               <w:left w:val="single" w:sz="4" w:color="D9D9D9"/>
               <w:right w:val="single" w:sz="4" w:color="D9D9D9"/>
             </w:tcBorders>
+            <w:shd w:fill="F1F5F7"/>
             <w:tcMar>
               <w:top w:w="85" w:type="dxa"/>
               <w:bottom w:w="85" w:type="dxa"/>
@@ -1409,13 +1409,13 @@
         <w:tc>
           <w:tcPr>
             <w:tcW w:type="dxa" w:w="2030"/>
-            <w:shd w:fill="F1F5F7"/>
             <w:tcBorders>
               <w:top w:val="single" w:sz="4" w:color="D9D9D9"/>
               <w:bottom w:val="single" w:sz="4" w:color="D9D9D9"/>
               <w:left w:val="single" w:sz="4" w:color="D9D9D9"/>
               <w:right w:val="single" w:sz="4" w:color="D9D9D9"/>
             </w:tcBorders>
+            <w:shd w:fill="F1F5F7"/>
             <w:tcMar>
               <w:top w:w="85" w:type="dxa"/>
               <w:bottom w:w="85" w:type="dxa"/>
@@ -1440,13 +1440,13 @@
         <w:tc>
           <w:tcPr>
             <w:tcW w:type="dxa" w:w="2030"/>
-            <w:shd w:fill="F1F5F7"/>
             <w:tcBorders>
               <w:top w:val="single" w:sz="4" w:color="D9D9D9"/>
               <w:bottom w:val="single" w:sz="4" w:color="D9D9D9"/>
               <w:left w:val="single" w:sz="4" w:color="D9D9D9"/>
               <w:right w:val="single" w:sz="4" w:color="D9D9D9"/>
             </w:tcBorders>
+            <w:shd w:fill="F1F5F7"/>
             <w:tcMar>
               <w:top w:w="85" w:type="dxa"/>
               <w:bottom w:w="85" w:type="dxa"/>
@@ -1586,13 +1586,13 @@
         <w:tc>
           <w:tcPr>
             <w:tcW w:type="dxa" w:w="4061"/>
-            <w:shd w:fill="142D40"/>
             <w:tcBorders>
               <w:top w:val="single" w:sz="4" w:color="D9D9D9"/>
               <w:bottom w:val="single" w:sz="4" w:color="D9D9D9"/>
               <w:left w:val="single" w:sz="4" w:color="D9D9D9"/>
               <w:right w:val="single" w:sz="4" w:color="D9D9D9"/>
             </w:tcBorders>
+            <w:shd w:fill="142D40"/>
             <w:tcMar>
               <w:top w:w="85" w:type="dxa"/>
               <w:bottom w:w="85" w:type="dxa"/>
@@ -1617,13 +1617,13 @@
         <w:tc>
           <w:tcPr>
             <w:tcW w:type="dxa" w:w="1624"/>
-            <w:shd w:fill="142D40"/>
             <w:tcBorders>
               <w:top w:val="single" w:sz="4" w:color="D9D9D9"/>
               <w:bottom w:val="single" w:sz="4" w:color="D9D9D9"/>
               <w:left w:val="single" w:sz="4" w:color="D9D9D9"/>
               <w:right w:val="single" w:sz="4" w:color="D9D9D9"/>
             </w:tcBorders>
+            <w:shd w:fill="142D40"/>
             <w:tcMar>
               <w:top w:w="85" w:type="dxa"/>
               <w:bottom w:w="85" w:type="dxa"/>
@@ -1648,13 +1648,13 @@
         <w:tc>
           <w:tcPr>
             <w:tcW w:type="dxa" w:w="2030"/>
-            <w:shd w:fill="142D40"/>
             <w:tcBorders>
               <w:top w:val="single" w:sz="4" w:color="D9D9D9"/>
               <w:bottom w:val="single" w:sz="4" w:color="D9D9D9"/>
               <w:left w:val="single" w:sz="4" w:color="D9D9D9"/>
               <w:right w:val="single" w:sz="4" w:color="D9D9D9"/>
             </w:tcBorders>
+            <w:shd w:fill="142D40"/>
             <w:tcMar>
               <w:top w:w="85" w:type="dxa"/>
               <w:bottom w:w="85" w:type="dxa"/>
@@ -1679,13 +1679,13 @@
         <w:tc>
           <w:tcPr>
             <w:tcW w:type="dxa" w:w="2436"/>
-            <w:shd w:fill="142D40"/>
             <w:tcBorders>
               <w:top w:val="single" w:sz="4" w:color="D9D9D9"/>
               <w:bottom w:val="single" w:sz="4" w:color="D9D9D9"/>
               <w:left w:val="single" w:sz="4" w:color="D9D9D9"/>
               <w:right w:val="single" w:sz="4" w:color="D9D9D9"/>
             </w:tcBorders>
+            <w:shd w:fill="142D40"/>
             <w:tcMar>
               <w:top w:w="85" w:type="dxa"/>
               <w:bottom w:w="85" w:type="dxa"/>
@@ -1712,13 +1712,13 @@
         <w:tc>
           <w:tcPr>
             <w:tcW w:type="dxa" w:w="4061"/>
-            <w:shd w:fill="FFFFFF"/>
             <w:tcBorders>
               <w:top w:val="single" w:sz="4" w:color="D9D9D9"/>
               <w:bottom w:val="single" w:sz="4" w:color="D9D9D9"/>
               <w:left w:val="single" w:sz="4" w:color="D9D9D9"/>
               <w:right w:val="single" w:sz="4" w:color="D9D9D9"/>
             </w:tcBorders>
+            <w:shd w:fill="FFFFFF"/>
             <w:tcMar>
               <w:top w:w="85" w:type="dxa"/>
               <w:bottom w:w="85" w:type="dxa"/>
@@ -1743,13 +1743,13 @@
         <w:tc>
           <w:tcPr>
             <w:tcW w:type="dxa" w:w="1624"/>
-            <w:shd w:fill="FFFFFF"/>
             <w:tcBorders>
               <w:top w:val="single" w:sz="4" w:color="D9D9D9"/>
               <w:bottom w:val="single" w:sz="4" w:color="D9D9D9"/>
               <w:left w:val="single" w:sz="4" w:color="D9D9D9"/>
               <w:right w:val="single" w:sz="4" w:color="D9D9D9"/>
             </w:tcBorders>
+            <w:shd w:fill="FFFFFF"/>
             <w:tcMar>
               <w:top w:w="85" w:type="dxa"/>
               <w:bottom w:w="85" w:type="dxa"/>
@@ -1774,13 +1774,13 @@
         <w:tc>
           <w:tcPr>
             <w:tcW w:type="dxa" w:w="2030"/>
-            <w:shd w:fill="FFFFFF"/>
             <w:tcBorders>
               <w:top w:val="single" w:sz="4" w:color="D9D9D9"/>
               <w:bottom w:val="single" w:sz="4" w:color="D9D9D9"/>
               <w:left w:val="single" w:sz="4" w:color="D9D9D9"/>
               <w:right w:val="single" w:sz="4" w:color="D9D9D9"/>
             </w:tcBorders>
+            <w:shd w:fill="FFFFFF"/>
             <w:tcMar>
               <w:top w:w="85" w:type="dxa"/>
               <w:bottom w:w="85" w:type="dxa"/>
@@ -1804,13 +1804,13 @@
         <w:tc>
           <w:tcPr>
             <w:tcW w:type="dxa" w:w="2436"/>
-            <w:shd w:fill="FFFFFF"/>
             <w:tcBorders>
               <w:top w:val="single" w:sz="4" w:color="D9D9D9"/>
               <w:bottom w:val="single" w:sz="4" w:color="D9D9D9"/>
               <w:left w:val="single" w:sz="4" w:color="D9D9D9"/>
               <w:right w:val="single" w:sz="4" w:color="D9D9D9"/>
             </w:tcBorders>
+            <w:shd w:fill="FFFFFF"/>
             <w:tcMar>
               <w:top w:w="85" w:type="dxa"/>
               <w:bottom w:w="85" w:type="dxa"/>
@@ -1836,13 +1836,13 @@
         <w:tc>
           <w:tcPr>
             <w:tcW w:type="dxa" w:w="4061"/>
-            <w:shd w:fill="F1F5F7"/>
             <w:tcBorders>
               <w:top w:val="single" w:sz="4" w:color="D9D9D9"/>
               <w:bottom w:val="single" w:sz="4" w:color="D9D9D9"/>
               <w:left w:val="single" w:sz="4" w:color="D9D9D9"/>
               <w:right w:val="single" w:sz="4" w:color="D9D9D9"/>
             </w:tcBorders>
+            <w:shd w:fill="F1F5F7"/>
             <w:tcMar>
               <w:top w:w="85" w:type="dxa"/>
               <w:bottom w:w="85" w:type="dxa"/>
@@ -1867,13 +1867,13 @@
         <w:tc>
           <w:tcPr>
             <w:tcW w:type="dxa" w:w="1624"/>
-            <w:shd w:fill="F1F5F7"/>
             <w:tcBorders>
               <w:top w:val="single" w:sz="4" w:color="D9D9D9"/>
               <w:bottom w:val="single" w:sz="4" w:color="D9D9D9"/>
               <w:left w:val="single" w:sz="4" w:color="D9D9D9"/>
               <w:right w:val="single" w:sz="4" w:color="D9D9D9"/>
             </w:tcBorders>
+            <w:shd w:fill="F1F5F7"/>
             <w:tcMar>
               <w:top w:w="85" w:type="dxa"/>
               <w:bottom w:w="85" w:type="dxa"/>
@@ -1898,13 +1898,13 @@
         <w:tc>
           <w:tcPr>
             <w:tcW w:type="dxa" w:w="2030"/>
-            <w:shd w:fill="F1F5F7"/>
             <w:tcBorders>
               <w:top w:val="single" w:sz="4" w:color="D9D9D9"/>
               <w:bottom w:val="single" w:sz="4" w:color="D9D9D9"/>
               <w:left w:val="single" w:sz="4" w:color="D9D9D9"/>
               <w:right w:val="single" w:sz="4" w:color="D9D9D9"/>
             </w:tcBorders>
+            <w:shd w:fill="F1F5F7"/>
             <w:tcMar>
               <w:top w:w="85" w:type="dxa"/>
               <w:bottom w:w="85" w:type="dxa"/>
@@ -1928,13 +1928,13 @@
         <w:tc>
           <w:tcPr>
             <w:tcW w:type="dxa" w:w="2436"/>
-            <w:shd w:fill="F1F5F7"/>
             <w:tcBorders>
               <w:top w:val="single" w:sz="4" w:color="D9D9D9"/>
               <w:bottom w:val="single" w:sz="4" w:color="D9D9D9"/>
               <w:left w:val="single" w:sz="4" w:color="D9D9D9"/>
               <w:right w:val="single" w:sz="4" w:color="D9D9D9"/>
             </w:tcBorders>
+            <w:shd w:fill="F1F5F7"/>
             <w:tcMar>
               <w:top w:w="85" w:type="dxa"/>
               <w:bottom w:w="85" w:type="dxa"/>
@@ -1960,13 +1960,13 @@
         <w:tc>
           <w:tcPr>
             <w:tcW w:type="dxa" w:w="4061"/>
-            <w:shd w:fill="FFFFFF"/>
             <w:tcBorders>
               <w:top w:val="single" w:sz="4" w:color="D9D9D9"/>
               <w:bottom w:val="single" w:sz="4" w:color="D9D9D9"/>
               <w:left w:val="single" w:sz="4" w:color="D9D9D9"/>
               <w:right w:val="single" w:sz="4" w:color="D9D9D9"/>
             </w:tcBorders>
+            <w:shd w:fill="FFFFFF"/>
             <w:tcMar>
               <w:top w:w="85" w:type="dxa"/>
               <w:bottom w:w="85" w:type="dxa"/>
@@ -1991,13 +1991,13 @@
         <w:tc>
           <w:tcPr>
             <w:tcW w:type="dxa" w:w="1624"/>
-            <w:shd w:fill="FFFFFF"/>
             <w:tcBorders>
               <w:top w:val="single" w:sz="4" w:color="D9D9D9"/>
               <w:bottom w:val="single" w:sz="4" w:color="D9D9D9"/>
               <w:left w:val="single" w:sz="4" w:color="D9D9D9"/>
               <w:right w:val="single" w:sz="4" w:color="D9D9D9"/>
             </w:tcBorders>
+            <w:shd w:fill="FFFFFF"/>
             <w:tcMar>
               <w:top w:w="85" w:type="dxa"/>
               <w:bottom w:w="85" w:type="dxa"/>
@@ -2022,13 +2022,13 @@
         <w:tc>
           <w:tcPr>
             <w:tcW w:type="dxa" w:w="2030"/>
-            <w:shd w:fill="FFFFFF"/>
             <w:tcBorders>
               <w:top w:val="single" w:sz="4" w:color="D9D9D9"/>
               <w:bottom w:val="single" w:sz="4" w:color="D9D9D9"/>
               <w:left w:val="single" w:sz="4" w:color="D9D9D9"/>
               <w:right w:val="single" w:sz="4" w:color="D9D9D9"/>
             </w:tcBorders>
+            <w:shd w:fill="FFFFFF"/>
             <w:tcMar>
               <w:top w:w="85" w:type="dxa"/>
               <w:bottom w:w="85" w:type="dxa"/>
@@ -2052,13 +2052,13 @@
         <w:tc>
           <w:tcPr>
             <w:tcW w:type="dxa" w:w="2436"/>
-            <w:shd w:fill="FFFFFF"/>
             <w:tcBorders>
               <w:top w:val="single" w:sz="4" w:color="D9D9D9"/>
               <w:bottom w:val="single" w:sz="4" w:color="D9D9D9"/>
               <w:left w:val="single" w:sz="4" w:color="D9D9D9"/>
               <w:right w:val="single" w:sz="4" w:color="D9D9D9"/>
             </w:tcBorders>
+            <w:shd w:fill="FFFFFF"/>
             <w:tcMar>
               <w:top w:w="85" w:type="dxa"/>
               <w:bottom w:w="85" w:type="dxa"/>
@@ -2084,13 +2084,13 @@
         <w:tc>
           <w:tcPr>
             <w:tcW w:type="dxa" w:w="4061"/>
-            <w:shd w:fill="F1F5F7"/>
             <w:tcBorders>
               <w:top w:val="single" w:sz="4" w:color="D9D9D9"/>
               <w:bottom w:val="single" w:sz="4" w:color="D9D9D9"/>
               <w:left w:val="single" w:sz="4" w:color="D9D9D9"/>
               <w:right w:val="single" w:sz="4" w:color="D9D9D9"/>
             </w:tcBorders>
+            <w:shd w:fill="F1F5F7"/>
             <w:tcMar>
               <w:top w:w="85" w:type="dxa"/>
               <w:bottom w:w="85" w:type="dxa"/>
@@ -2115,13 +2115,13 @@
         <w:tc>
           <w:tcPr>
             <w:tcW w:type="dxa" w:w="1624"/>
-            <w:shd w:fill="F1F5F7"/>
             <w:tcBorders>
               <w:top w:val="single" w:sz="4" w:color="D9D9D9"/>
               <w:bottom w:val="single" w:sz="4" w:color="D9D9D9"/>
               <w:left w:val="single" w:sz="4" w:color="D9D9D9"/>
               <w:right w:val="single" w:sz="4" w:color="D9D9D9"/>
             </w:tcBorders>
+            <w:shd w:fill="F1F5F7"/>
             <w:tcMar>
               <w:top w:w="85" w:type="dxa"/>
               <w:bottom w:w="85" w:type="dxa"/>
@@ -2146,13 +2146,13 @@
         <w:tc>
           <w:tcPr>
             <w:tcW w:type="dxa" w:w="2030"/>
-            <w:shd w:fill="F1F5F7"/>
             <w:tcBorders>
               <w:top w:val="single" w:sz="4" w:color="D9D9D9"/>
               <w:bottom w:val="single" w:sz="4" w:color="D9D9D9"/>
               <w:left w:val="single" w:sz="4" w:color="D9D9D9"/>
               <w:right w:val="single" w:sz="4" w:color="D9D9D9"/>
             </w:tcBorders>
+            <w:shd w:fill="F1F5F7"/>
             <w:tcMar>
               <w:top w:w="85" w:type="dxa"/>
               <w:bottom w:w="85" w:type="dxa"/>
@@ -2176,13 +2176,13 @@
         <w:tc>
           <w:tcPr>
             <w:tcW w:type="dxa" w:w="2436"/>
-            <w:shd w:fill="F1F5F7"/>
             <w:tcBorders>
               <w:top w:val="single" w:sz="4" w:color="D9D9D9"/>
               <w:bottom w:val="single" w:sz="4" w:color="D9D9D9"/>
               <w:left w:val="single" w:sz="4" w:color="D9D9D9"/>
               <w:right w:val="single" w:sz="4" w:color="D9D9D9"/>
             </w:tcBorders>
+            <w:shd w:fill="F1F5F7"/>
             <w:tcMar>
               <w:top w:w="85" w:type="dxa"/>
               <w:bottom w:w="85" w:type="dxa"/>
@@ -2208,13 +2208,13 @@
         <w:tc>
           <w:tcPr>
             <w:tcW w:type="dxa" w:w="4061"/>
-            <w:shd w:fill="FFFFFF"/>
             <w:tcBorders>
               <w:top w:val="single" w:sz="4" w:color="D9D9D9"/>
               <w:bottom w:val="single" w:sz="4" w:color="D9D9D9"/>
               <w:left w:val="single" w:sz="4" w:color="D9D9D9"/>
               <w:right w:val="single" w:sz="4" w:color="D9D9D9"/>
             </w:tcBorders>
+            <w:shd w:fill="FFFFFF"/>
             <w:tcMar>
               <w:top w:w="85" w:type="dxa"/>
               <w:bottom w:w="85" w:type="dxa"/>
@@ -2239,13 +2239,13 @@
         <w:tc>
           <w:tcPr>
             <w:tcW w:type="dxa" w:w="1624"/>
-            <w:shd w:fill="FFFFFF"/>
             <w:tcBorders>
               <w:top w:val="single" w:sz="4" w:color="D9D9D9"/>
               <w:bottom w:val="single" w:sz="4" w:color="D9D9D9"/>
               <w:left w:val="single" w:sz="4" w:color="D9D9D9"/>
               <w:right w:val="single" w:sz="4" w:color="D9D9D9"/>
             </w:tcBorders>
+            <w:shd w:fill="FFFFFF"/>
             <w:tcMar>
               <w:top w:w="85" w:type="dxa"/>
               <w:bottom w:w="85" w:type="dxa"/>
@@ -2270,13 +2270,13 @@
         <w:tc>
           <w:tcPr>
             <w:tcW w:type="dxa" w:w="2030"/>
-            <w:shd w:fill="FFFFFF"/>
             <w:tcBorders>
               <w:top w:val="single" w:sz="4" w:color="D9D9D9"/>
               <w:bottom w:val="single" w:sz="4" w:color="D9D9D9"/>
               <w:left w:val="single" w:sz="4" w:color="D9D9D9"/>
               <w:right w:val="single" w:sz="4" w:color="D9D9D9"/>
             </w:tcBorders>
+            <w:shd w:fill="FFFFFF"/>
             <w:tcMar>
               <w:top w:w="85" w:type="dxa"/>
               <w:bottom w:w="85" w:type="dxa"/>
@@ -2300,13 +2300,13 @@
         <w:tc>
           <w:tcPr>
             <w:tcW w:type="dxa" w:w="2436"/>
-            <w:shd w:fill="FFFFFF"/>
             <w:tcBorders>
               <w:top w:val="single" w:sz="4" w:color="D9D9D9"/>
               <w:bottom w:val="single" w:sz="4" w:color="D9D9D9"/>
               <w:left w:val="single" w:sz="4" w:color="D9D9D9"/>
               <w:right w:val="single" w:sz="4" w:color="D9D9D9"/>
             </w:tcBorders>
+            <w:shd w:fill="FFFFFF"/>
             <w:tcMar>
               <w:top w:w="85" w:type="dxa"/>
               <w:bottom w:w="85" w:type="dxa"/>
@@ -2404,13 +2404,13 @@
         <w:tc>
           <w:tcPr>
             <w:tcW w:type="dxa" w:w="4670"/>
-            <w:shd w:fill="142D40"/>
             <w:tcBorders>
               <w:top w:val="single" w:sz="4" w:color="D9D9D9"/>
               <w:bottom w:val="single" w:sz="4" w:color="D9D9D9"/>
               <w:left w:val="single" w:sz="4" w:color="D9D9D9"/>
               <w:right w:val="single" w:sz="4" w:color="D9D9D9"/>
             </w:tcBorders>
+            <w:shd w:fill="142D40"/>
             <w:tcMar>
               <w:top w:w="85" w:type="dxa"/>
               <w:bottom w:w="85" w:type="dxa"/>
@@ -2435,13 +2435,13 @@
         <w:tc>
           <w:tcPr>
             <w:tcW w:type="dxa" w:w="2741"/>
-            <w:shd w:fill="142D40"/>
             <w:tcBorders>
               <w:top w:val="single" w:sz="4" w:color="D9D9D9"/>
               <w:bottom w:val="single" w:sz="4" w:color="D9D9D9"/>
               <w:left w:val="single" w:sz="4" w:color="D9D9D9"/>
               <w:right w:val="single" w:sz="4" w:color="D9D9D9"/>
             </w:tcBorders>
+            <w:shd w:fill="142D40"/>
             <w:tcMar>
               <w:top w:w="85" w:type="dxa"/>
               <w:bottom w:w="85" w:type="dxa"/>
@@ -2466,13 +2466,13 @@
         <w:tc>
           <w:tcPr>
             <w:tcW w:type="dxa" w:w="2741"/>
-            <w:shd w:fill="142D40"/>
             <w:tcBorders>
               <w:top w:val="single" w:sz="4" w:color="D9D9D9"/>
               <w:bottom w:val="single" w:sz="4" w:color="D9D9D9"/>
               <w:left w:val="single" w:sz="4" w:color="D9D9D9"/>
               <w:right w:val="single" w:sz="4" w:color="D9D9D9"/>
             </w:tcBorders>
+            <w:shd w:fill="142D40"/>
             <w:tcMar>
               <w:top w:w="85" w:type="dxa"/>
               <w:bottom w:w="85" w:type="dxa"/>
@@ -2499,13 +2499,13 @@
         <w:tc>
           <w:tcPr>
             <w:tcW w:type="dxa" w:w="4670"/>
-            <w:shd w:fill="FFFFFF"/>
             <w:tcBorders>
               <w:top w:val="single" w:sz="4" w:color="D9D9D9"/>
               <w:bottom w:val="single" w:sz="4" w:color="D9D9D9"/>
               <w:left w:val="single" w:sz="4" w:color="D9D9D9"/>
               <w:right w:val="single" w:sz="4" w:color="D9D9D9"/>
             </w:tcBorders>
+            <w:shd w:fill="FFFFFF"/>
             <w:tcMar>
               <w:top w:w="85" w:type="dxa"/>
               <w:bottom w:w="85" w:type="dxa"/>
@@ -2530,13 +2530,13 @@
         <w:tc>
           <w:tcPr>
             <w:tcW w:type="dxa" w:w="2741"/>
-            <w:shd w:fill="FFFFFF"/>
             <w:tcBorders>
               <w:top w:val="single" w:sz="4" w:color="D9D9D9"/>
               <w:bottom w:val="single" w:sz="4" w:color="D9D9D9"/>
               <w:left w:val="single" w:sz="4" w:color="D9D9D9"/>
               <w:right w:val="single" w:sz="4" w:color="D9D9D9"/>
             </w:tcBorders>
+            <w:shd w:fill="FFFFFF"/>
             <w:tcMar>
               <w:top w:w="85" w:type="dxa"/>
               <w:bottom w:w="85" w:type="dxa"/>
@@ -2561,13 +2561,13 @@
         <w:tc>
           <w:tcPr>
             <w:tcW w:type="dxa" w:w="2741"/>
-            <w:shd w:fill="FFFFFF"/>
             <w:tcBorders>
               <w:top w:val="single" w:sz="4" w:color="D9D9D9"/>
               <w:bottom w:val="single" w:sz="4" w:color="D9D9D9"/>
               <w:left w:val="single" w:sz="4" w:color="D9D9D9"/>
               <w:right w:val="single" w:sz="4" w:color="D9D9D9"/>
             </w:tcBorders>
+            <w:shd w:fill="FFFFFF"/>
             <w:tcMar>
               <w:top w:w="85" w:type="dxa"/>
               <w:bottom w:w="85" w:type="dxa"/>
@@ -2594,13 +2594,13 @@
         <w:tc>
           <w:tcPr>
             <w:tcW w:type="dxa" w:w="4670"/>
-            <w:shd w:fill="F1F5F7"/>
             <w:tcBorders>
               <w:top w:val="single" w:sz="4" w:color="D9D9D9"/>
               <w:bottom w:val="single" w:sz="4" w:color="D9D9D9"/>
               <w:left w:val="single" w:sz="4" w:color="D9D9D9"/>
               <w:right w:val="single" w:sz="4" w:color="D9D9D9"/>
             </w:tcBorders>
+            <w:shd w:fill="F1F5F7"/>
             <w:tcMar>
               <w:top w:w="85" w:type="dxa"/>
               <w:bottom w:w="85" w:type="dxa"/>
@@ -2625,13 +2625,13 @@
         <w:tc>
           <w:tcPr>
             <w:tcW w:type="dxa" w:w="2741"/>
-            <w:shd w:fill="F1F5F7"/>
             <w:tcBorders>
               <w:top w:val="single" w:sz="4" w:color="D9D9D9"/>
               <w:bottom w:val="single" w:sz="4" w:color="D9D9D9"/>
               <w:left w:val="single" w:sz="4" w:color="D9D9D9"/>
               <w:right w:val="single" w:sz="4" w:color="D9D9D9"/>
             </w:tcBorders>
+            <w:shd w:fill="F1F5F7"/>
             <w:tcMar>
               <w:top w:w="85" w:type="dxa"/>
               <w:bottom w:w="85" w:type="dxa"/>
@@ -2656,13 +2656,13 @@
         <w:tc>
           <w:tcPr>
             <w:tcW w:type="dxa" w:w="2741"/>
-            <w:shd w:fill="F1F5F7"/>
             <w:tcBorders>
               <w:top w:val="single" w:sz="4" w:color="D9D9D9"/>
               <w:bottom w:val="single" w:sz="4" w:color="D9D9D9"/>
               <w:left w:val="single" w:sz="4" w:color="D9D9D9"/>
               <w:right w:val="single" w:sz="4" w:color="D9D9D9"/>
             </w:tcBorders>
+            <w:shd w:fill="F1F5F7"/>
             <w:tcMar>
               <w:top w:w="85" w:type="dxa"/>
               <w:bottom w:w="85" w:type="dxa"/>
@@ -2689,13 +2689,13 @@
         <w:tc>
           <w:tcPr>
             <w:tcW w:type="dxa" w:w="4670"/>
-            <w:shd w:fill="FFFFFF"/>
             <w:tcBorders>
               <w:top w:val="single" w:sz="4" w:color="D9D9D9"/>
               <w:bottom w:val="single" w:sz="4" w:color="D9D9D9"/>
               <w:left w:val="single" w:sz="4" w:color="D9D9D9"/>
               <w:right w:val="single" w:sz="4" w:color="D9D9D9"/>
             </w:tcBorders>
+            <w:shd w:fill="FFFFFF"/>
             <w:tcMar>
               <w:top w:w="85" w:type="dxa"/>
               <w:bottom w:w="85" w:type="dxa"/>
@@ -2720,13 +2720,13 @@
         <w:tc>
           <w:tcPr>
             <w:tcW w:type="dxa" w:w="2741"/>
-            <w:shd w:fill="FFFFFF"/>
             <w:tcBorders>
               <w:top w:val="single" w:sz="4" w:color="D9D9D9"/>
               <w:bottom w:val="single" w:sz="4" w:color="D9D9D9"/>
               <w:left w:val="single" w:sz="4" w:color="D9D9D9"/>
               <w:right w:val="single" w:sz="4" w:color="D9D9D9"/>
             </w:tcBorders>
+            <w:shd w:fill="FFFFFF"/>
             <w:tcMar>
               <w:top w:w="85" w:type="dxa"/>
               <w:bottom w:w="85" w:type="dxa"/>
@@ -2751,13 +2751,13 @@
         <w:tc>
           <w:tcPr>
             <w:tcW w:type="dxa" w:w="2741"/>
-            <w:shd w:fill="FFFFFF"/>
             <w:tcBorders>
               <w:top w:val="single" w:sz="4" w:color="D9D9D9"/>
               <w:bottom w:val="single" w:sz="4" w:color="D9D9D9"/>
               <w:left w:val="single" w:sz="4" w:color="D9D9D9"/>
               <w:right w:val="single" w:sz="4" w:color="D9D9D9"/>
             </w:tcBorders>
+            <w:shd w:fill="FFFFFF"/>
             <w:tcMar>
               <w:top w:w="85" w:type="dxa"/>
               <w:bottom w:w="85" w:type="dxa"/>
@@ -2784,13 +2784,13 @@
         <w:tc>
           <w:tcPr>
             <w:tcW w:type="dxa" w:w="4670"/>
-            <w:shd w:fill="F1F5F7"/>
             <w:tcBorders>
               <w:top w:val="single" w:sz="4" w:color="D9D9D9"/>
               <w:bottom w:val="single" w:sz="4" w:color="D9D9D9"/>
               <w:left w:val="single" w:sz="4" w:color="D9D9D9"/>
               <w:right w:val="single" w:sz="4" w:color="D9D9D9"/>
             </w:tcBorders>
+            <w:shd w:fill="F1F5F7"/>
             <w:tcMar>
               <w:top w:w="85" w:type="dxa"/>
               <w:bottom w:w="85" w:type="dxa"/>
@@ -2815,13 +2815,13 @@
         <w:tc>
           <w:tcPr>
             <w:tcW w:type="dxa" w:w="2741"/>
-            <w:shd w:fill="F1F5F7"/>
             <w:tcBorders>
               <w:top w:val="single" w:sz="4" w:color="D9D9D9"/>
               <w:bottom w:val="single" w:sz="4" w:color="D9D9D9"/>
               <w:left w:val="single" w:sz="4" w:color="D9D9D9"/>
               <w:right w:val="single" w:sz="4" w:color="D9D9D9"/>
             </w:tcBorders>
+            <w:shd w:fill="F1F5F7"/>
             <w:tcMar>
               <w:top w:w="85" w:type="dxa"/>
               <w:bottom w:w="85" w:type="dxa"/>
@@ -2846,13 +2846,13 @@
         <w:tc>
           <w:tcPr>
             <w:tcW w:type="dxa" w:w="2741"/>
-            <w:shd w:fill="F1F5F7"/>
             <w:tcBorders>
               <w:top w:val="single" w:sz="4" w:color="D9D9D9"/>
               <w:bottom w:val="single" w:sz="4" w:color="D9D9D9"/>
               <w:left w:val="single" w:sz="4" w:color="D9D9D9"/>
               <w:right w:val="single" w:sz="4" w:color="D9D9D9"/>
             </w:tcBorders>
+            <w:shd w:fill="F1F5F7"/>
             <w:tcMar>
               <w:top w:w="85" w:type="dxa"/>
               <w:bottom w:w="85" w:type="dxa"/>
@@ -2902,13 +2902,13 @@
         <w:tc>
           <w:tcPr>
             <w:tcW w:type="dxa" w:w="4061"/>
-            <w:shd w:fill="142D40"/>
             <w:tcBorders>
               <w:top w:val="single" w:sz="4" w:color="D9D9D9"/>
               <w:bottom w:val="single" w:sz="4" w:color="D9D9D9"/>
               <w:left w:val="single" w:sz="4" w:color="D9D9D9"/>
               <w:right w:val="single" w:sz="4" w:color="D9D9D9"/>
             </w:tcBorders>
+            <w:shd w:fill="142D40"/>
             <w:tcMar>
               <w:top w:w="85" w:type="dxa"/>
               <w:bottom w:w="85" w:type="dxa"/>
@@ -2933,13 +2933,13 @@
         <w:tc>
           <w:tcPr>
             <w:tcW w:type="dxa" w:w="1827"/>
-            <w:shd w:fill="142D40"/>
             <w:tcBorders>
               <w:top w:val="single" w:sz="4" w:color="D9D9D9"/>
               <w:bottom w:val="single" w:sz="4" w:color="D9D9D9"/>
               <w:left w:val="single" w:sz="4" w:color="D9D9D9"/>
               <w:right w:val="single" w:sz="4" w:color="D9D9D9"/>
             </w:tcBorders>
+            <w:shd w:fill="142D40"/>
             <w:tcMar>
               <w:top w:w="85" w:type="dxa"/>
               <w:bottom w:w="85" w:type="dxa"/>
@@ -2964,13 +2964,13 @@
         <w:tc>
           <w:tcPr>
             <w:tcW w:type="dxa" w:w="2233"/>
-            <w:shd w:fill="142D40"/>
             <w:tcBorders>
               <w:top w:val="single" w:sz="4" w:color="D9D9D9"/>
               <w:bottom w:val="single" w:sz="4" w:color="D9D9D9"/>
               <w:left w:val="single" w:sz="4" w:color="D9D9D9"/>
               <w:right w:val="single" w:sz="4" w:color="D9D9D9"/>
             </w:tcBorders>
+            <w:shd w:fill="142D40"/>
             <w:tcMar>
               <w:top w:w="85" w:type="dxa"/>
               <w:bottom w:w="85" w:type="dxa"/>
@@ -2995,13 +2995,13 @@
         <w:tc>
           <w:tcPr>
             <w:tcW w:type="dxa" w:w="2030"/>
-            <w:shd w:fill="142D40"/>
             <w:tcBorders>
               <w:top w:val="single" w:sz="4" w:color="D9D9D9"/>
               <w:bottom w:val="single" w:sz="4" w:color="D9D9D9"/>
               <w:left w:val="single" w:sz="4" w:color="D9D9D9"/>
               <w:right w:val="single" w:sz="4" w:color="D9D9D9"/>
             </w:tcBorders>
+            <w:shd w:fill="142D40"/>
             <w:tcMar>
               <w:top w:w="85" w:type="dxa"/>
               <w:bottom w:w="85" w:type="dxa"/>
@@ -3028,13 +3028,13 @@
         <w:tc>
           <w:tcPr>
             <w:tcW w:type="dxa" w:w="4061"/>
-            <w:shd w:fill="FFFFFF"/>
             <w:tcBorders>
               <w:top w:val="single" w:sz="4" w:color="D9D9D9"/>
               <w:bottom w:val="single" w:sz="4" w:color="D9D9D9"/>
               <w:left w:val="single" w:sz="4" w:color="D9D9D9"/>
               <w:right w:val="single" w:sz="4" w:color="D9D9D9"/>
             </w:tcBorders>
+            <w:shd w:fill="FFFFFF"/>
             <w:tcMar>
               <w:top w:w="85" w:type="dxa"/>
               <w:bottom w:w="85" w:type="dxa"/>
@@ -3059,13 +3059,13 @@
         <w:tc>
           <w:tcPr>
             <w:tcW w:type="dxa" w:w="1827"/>
-            <w:shd w:fill="FFFFFF"/>
             <w:tcBorders>
               <w:top w:val="single" w:sz="4" w:color="D9D9D9"/>
               <w:bottom w:val="single" w:sz="4" w:color="D9D9D9"/>
               <w:left w:val="single" w:sz="4" w:color="D9D9D9"/>
               <w:right w:val="single" w:sz="4" w:color="D9D9D9"/>
             </w:tcBorders>
+            <w:shd w:fill="FFFFFF"/>
             <w:tcMar>
               <w:top w:w="85" w:type="dxa"/>
               <w:bottom w:w="85" w:type="dxa"/>
@@ -3090,13 +3090,13 @@
         <w:tc>
           <w:tcPr>
             <w:tcW w:type="dxa" w:w="2233"/>
-            <w:shd w:fill="FFFFFF"/>
             <w:tcBorders>
               <w:top w:val="single" w:sz="4" w:color="D9D9D9"/>
               <w:bottom w:val="single" w:sz="4" w:color="D9D9D9"/>
               <w:left w:val="single" w:sz="4" w:color="D9D9D9"/>
               <w:right w:val="single" w:sz="4" w:color="D9D9D9"/>
             </w:tcBorders>
+            <w:shd w:fill="FFFFFF"/>
             <w:tcMar>
               <w:top w:w="85" w:type="dxa"/>
               <w:bottom w:w="85" w:type="dxa"/>
@@ -3120,13 +3120,13 @@
         <w:tc>
           <w:tcPr>
             <w:tcW w:type="dxa" w:w="2030"/>
-            <w:shd w:fill="FFFFFF"/>
             <w:tcBorders>
               <w:top w:val="single" w:sz="4" w:color="D9D9D9"/>
               <w:bottom w:val="single" w:sz="4" w:color="D9D9D9"/>
               <w:left w:val="single" w:sz="4" w:color="D9D9D9"/>
               <w:right w:val="single" w:sz="4" w:color="D9D9D9"/>
             </w:tcBorders>
+            <w:shd w:fill="FFFFFF"/>
             <w:tcMar>
               <w:top w:w="85" w:type="dxa"/>
               <w:bottom w:w="85" w:type="dxa"/>
@@ -3152,13 +3152,13 @@
         <w:tc>
           <w:tcPr>
             <w:tcW w:type="dxa" w:w="4061"/>
-            <w:shd w:fill="F1F5F7"/>
             <w:tcBorders>
               <w:top w:val="single" w:sz="4" w:color="D9D9D9"/>
               <w:bottom w:val="single" w:sz="4" w:color="D9D9D9"/>
               <w:left w:val="single" w:sz="4" w:color="D9D9D9"/>
               <w:right w:val="single" w:sz="4" w:color="D9D9D9"/>
             </w:tcBorders>
+            <w:shd w:fill="F1F5F7"/>
             <w:tcMar>
               <w:top w:w="85" w:type="dxa"/>
               <w:bottom w:w="85" w:type="dxa"/>
@@ -3183,13 +3183,13 @@
         <w:tc>
           <w:tcPr>
             <w:tcW w:type="dxa" w:w="1827"/>
-            <w:shd w:fill="F1F5F7"/>
             <w:tcBorders>
               <w:top w:val="single" w:sz="4" w:color="D9D9D9"/>
               <w:bottom w:val="single" w:sz="4" w:color="D9D9D9"/>
               <w:left w:val="single" w:sz="4" w:color="D9D9D9"/>
               <w:right w:val="single" w:sz="4" w:color="D9D9D9"/>
             </w:tcBorders>
+            <w:shd w:fill="F1F5F7"/>
             <w:tcMar>
               <w:top w:w="85" w:type="dxa"/>
               <w:bottom w:w="85" w:type="dxa"/>
@@ -3214,13 +3214,13 @@
         <w:tc>
           <w:tcPr>
             <w:tcW w:type="dxa" w:w="2233"/>
-            <w:shd w:fill="F1F5F7"/>
             <w:tcBorders>
               <w:top w:val="single" w:sz="4" w:color="D9D9D9"/>
               <w:bottom w:val="single" w:sz="4" w:color="D9D9D9"/>
               <w:left w:val="single" w:sz="4" w:color="D9D9D9"/>
               <w:right w:val="single" w:sz="4" w:color="D9D9D9"/>
             </w:tcBorders>
+            <w:shd w:fill="F1F5F7"/>
             <w:tcMar>
               <w:top w:w="85" w:type="dxa"/>
               <w:bottom w:w="85" w:type="dxa"/>
@@ -3244,13 +3244,13 @@
         <w:tc>
           <w:tcPr>
             <w:tcW w:type="dxa" w:w="2030"/>
-            <w:shd w:fill="F1F5F7"/>
             <w:tcBorders>
               <w:top w:val="single" w:sz="4" w:color="D9D9D9"/>
               <w:bottom w:val="single" w:sz="4" w:color="D9D9D9"/>
               <w:left w:val="single" w:sz="4" w:color="D9D9D9"/>
               <w:right w:val="single" w:sz="4" w:color="D9D9D9"/>
             </w:tcBorders>
+            <w:shd w:fill="F1F5F7"/>
             <w:tcMar>
               <w:top w:w="85" w:type="dxa"/>
               <w:bottom w:w="85" w:type="dxa"/>
@@ -3276,13 +3276,13 @@
         <w:tc>
           <w:tcPr>
             <w:tcW w:type="dxa" w:w="4061"/>
-            <w:shd w:fill="FFFFFF"/>
             <w:tcBorders>
               <w:top w:val="single" w:sz="4" w:color="D9D9D9"/>
               <w:bottom w:val="single" w:sz="4" w:color="D9D9D9"/>
               <w:left w:val="single" w:sz="4" w:color="D9D9D9"/>
               <w:right w:val="single" w:sz="4" w:color="D9D9D9"/>
             </w:tcBorders>
+            <w:shd w:fill="FFFFFF"/>
             <w:tcMar>
               <w:top w:w="85" w:type="dxa"/>
               <w:bottom w:w="85" w:type="dxa"/>
@@ -3307,13 +3307,13 @@
         <w:tc>
           <w:tcPr>
             <w:tcW w:type="dxa" w:w="1827"/>
-            <w:shd w:fill="FFFFFF"/>
             <w:tcBorders>
               <w:top w:val="single" w:sz="4" w:color="D9D9D9"/>
               <w:bottom w:val="single" w:sz="4" w:color="D9D9D9"/>
               <w:left w:val="single" w:sz="4" w:color="D9D9D9"/>
               <w:right w:val="single" w:sz="4" w:color="D9D9D9"/>
             </w:tcBorders>
+            <w:shd w:fill="FFFFFF"/>
             <w:tcMar>
               <w:top w:w="85" w:type="dxa"/>
               <w:bottom w:w="85" w:type="dxa"/>
@@ -3338,13 +3338,13 @@
         <w:tc>
           <w:tcPr>
             <w:tcW w:type="dxa" w:w="2233"/>
-            <w:shd w:fill="FFFFFF"/>
             <w:tcBorders>
               <w:top w:val="single" w:sz="4" w:color="D9D9D9"/>
               <w:bottom w:val="single" w:sz="4" w:color="D9D9D9"/>
               <w:left w:val="single" w:sz="4" w:color="D9D9D9"/>
               <w:right w:val="single" w:sz="4" w:color="D9D9D9"/>
             </w:tcBorders>
+            <w:shd w:fill="FFFFFF"/>
             <w:tcMar>
               <w:top w:w="85" w:type="dxa"/>
               <w:bottom w:w="85" w:type="dxa"/>
@@ -3368,13 +3368,13 @@
         <w:tc>
           <w:tcPr>
             <w:tcW w:type="dxa" w:w="2030"/>
-            <w:shd w:fill="FFFFFF"/>
             <w:tcBorders>
               <w:top w:val="single" w:sz="4" w:color="D9D9D9"/>
               <w:bottom w:val="single" w:sz="4" w:color="D9D9D9"/>
               <w:left w:val="single" w:sz="4" w:color="D9D9D9"/>
               <w:right w:val="single" w:sz="4" w:color="D9D9D9"/>
             </w:tcBorders>
+            <w:shd w:fill="FFFFFF"/>
             <w:tcMar>
               <w:top w:w="85" w:type="dxa"/>
               <w:bottom w:w="85" w:type="dxa"/>
@@ -3400,13 +3400,13 @@
         <w:tc>
           <w:tcPr>
             <w:tcW w:type="dxa" w:w="4061"/>
-            <w:shd w:fill="F1F5F7"/>
             <w:tcBorders>
               <w:top w:val="single" w:sz="4" w:color="D9D9D9"/>
               <w:bottom w:val="single" w:sz="4" w:color="D9D9D9"/>
               <w:left w:val="single" w:sz="4" w:color="D9D9D9"/>
               <w:right w:val="single" w:sz="4" w:color="D9D9D9"/>
             </w:tcBorders>
+            <w:shd w:fill="F1F5F7"/>
             <w:tcMar>
               <w:top w:w="85" w:type="dxa"/>
               <w:bottom w:w="85" w:type="dxa"/>
@@ -3431,13 +3431,13 @@
         <w:tc>
           <w:tcPr>
             <w:tcW w:type="dxa" w:w="1827"/>
-            <w:shd w:fill="F1F5F7"/>
             <w:tcBorders>
               <w:top w:val="single" w:sz="4" w:color="D9D9D9"/>
               <w:bottom w:val="single" w:sz="4" w:color="D9D9D9"/>
               <w:left w:val="single" w:sz="4" w:color="D9D9D9"/>
               <w:right w:val="single" w:sz="4" w:color="D9D9D9"/>
             </w:tcBorders>
+            <w:shd w:fill="F1F5F7"/>
             <w:tcMar>
               <w:top w:w="85" w:type="dxa"/>
               <w:bottom w:w="85" w:type="dxa"/>
@@ -3462,13 +3462,13 @@
         <w:tc>
           <w:tcPr>
             <w:tcW w:type="dxa" w:w="2233"/>
-            <w:shd w:fill="F1F5F7"/>
             <w:tcBorders>
               <w:top w:val="single" w:sz="4" w:color="D9D9D9"/>
               <w:bottom w:val="single" w:sz="4" w:color="D9D9D9"/>
               <w:left w:val="single" w:sz="4" w:color="D9D9D9"/>
               <w:right w:val="single" w:sz="4" w:color="D9D9D9"/>
             </w:tcBorders>
+            <w:shd w:fill="F1F5F7"/>
             <w:tcMar>
               <w:top w:w="85" w:type="dxa"/>
               <w:bottom w:w="85" w:type="dxa"/>
@@ -3492,13 +3492,13 @@
         <w:tc>
           <w:tcPr>
             <w:tcW w:type="dxa" w:w="2030"/>
-            <w:shd w:fill="F1F5F7"/>
             <w:tcBorders>
               <w:top w:val="single" w:sz="4" w:color="D9D9D9"/>
               <w:bottom w:val="single" w:sz="4" w:color="D9D9D9"/>
               <w:left w:val="single" w:sz="4" w:color="D9D9D9"/>
               <w:right w:val="single" w:sz="4" w:color="D9D9D9"/>
             </w:tcBorders>
+            <w:shd w:fill="F1F5F7"/>
             <w:tcMar>
               <w:top w:w="85" w:type="dxa"/>
               <w:bottom w:w="85" w:type="dxa"/>
@@ -3524,13 +3524,13 @@
         <w:tc>
           <w:tcPr>
             <w:tcW w:type="dxa" w:w="4061"/>
-            <w:shd w:fill="FFFFFF"/>
             <w:tcBorders>
               <w:top w:val="single" w:sz="4" w:color="D9D9D9"/>
               <w:bottom w:val="single" w:sz="4" w:color="D9D9D9"/>
               <w:left w:val="single" w:sz="4" w:color="D9D9D9"/>
               <w:right w:val="single" w:sz="4" w:color="D9D9D9"/>
             </w:tcBorders>
+            <w:shd w:fill="FFFFFF"/>
             <w:tcMar>
               <w:top w:w="85" w:type="dxa"/>
               <w:bottom w:w="85" w:type="dxa"/>
@@ -3555,13 +3555,13 @@
         <w:tc>
           <w:tcPr>
             <w:tcW w:type="dxa" w:w="1827"/>
-            <w:shd w:fill="FFFFFF"/>
             <w:tcBorders>
               <w:top w:val="single" w:sz="4" w:color="D9D9D9"/>
               <w:bottom w:val="single" w:sz="4" w:color="D9D9D9"/>
               <w:left w:val="single" w:sz="4" w:color="D9D9D9"/>
               <w:right w:val="single" w:sz="4" w:color="D9D9D9"/>
             </w:tcBorders>
+            <w:shd w:fill="FFFFFF"/>
             <w:tcMar>
               <w:top w:w="85" w:type="dxa"/>
               <w:bottom w:w="85" w:type="dxa"/>
@@ -3585,13 +3585,13 @@
         <w:tc>
           <w:tcPr>
             <w:tcW w:type="dxa" w:w="2233"/>
-            <w:shd w:fill="FFFFFF"/>
             <w:tcBorders>
               <w:top w:val="single" w:sz="4" w:color="D9D9D9"/>
               <w:bottom w:val="single" w:sz="4" w:color="D9D9D9"/>
               <w:left w:val="single" w:sz="4" w:color="D9D9D9"/>
               <w:right w:val="single" w:sz="4" w:color="D9D9D9"/>
             </w:tcBorders>
+            <w:shd w:fill="FFFFFF"/>
             <w:tcMar>
               <w:top w:w="85" w:type="dxa"/>
               <w:bottom w:w="85" w:type="dxa"/>
@@ -3616,13 +3616,13 @@
         <w:tc>
           <w:tcPr>
             <w:tcW w:type="dxa" w:w="2030"/>
-            <w:shd w:fill="FFFFFF"/>
             <w:tcBorders>
               <w:top w:val="single" w:sz="4" w:color="D9D9D9"/>
               <w:bottom w:val="single" w:sz="4" w:color="D9D9D9"/>
               <w:left w:val="single" w:sz="4" w:color="D9D9D9"/>
               <w:right w:val="single" w:sz="4" w:color="D9D9D9"/>
             </w:tcBorders>
+            <w:shd w:fill="FFFFFF"/>
             <w:tcMar>
               <w:top w:w="85" w:type="dxa"/>
               <w:bottom w:w="85" w:type="dxa"/>

--- a/resources/a-level-economics-inflation-two-households/A-Level-Economics-Inflation-Two-Households-Student.docx
+++ b/resources/a-level-economics-inflation-two-households/A-Level-Economics-Inflation-Two-Households-Student.docx
@@ -50,15 +50,15 @@
             <w:tcW w:type="dxa" w:w="4670"/>
             <w:tcBorders>
               <w:top w:val="single" w:sz="4" w:color="D9D9D9"/>
+              <w:left w:val="single" w:sz="4" w:color="D9D9D9"/>
               <w:bottom w:val="single" w:sz="4" w:color="D9D9D9"/>
-              <w:left w:val="single" w:sz="4" w:color="D9D9D9"/>
               <w:right w:val="single" w:sz="4" w:color="D9D9D9"/>
             </w:tcBorders>
             <w:shd w:fill="142D40"/>
             <w:tcMar>
               <w:top w:w="85" w:type="dxa"/>
+              <w:left w:w="85" w:type="dxa"/>
               <w:bottom w:w="85" w:type="dxa"/>
-              <w:left w:w="85" w:type="dxa"/>
               <w:right w:w="85" w:type="dxa"/>
             </w:tcMar>
           </w:tcPr>
@@ -81,15 +81,15 @@
             <w:tcW w:type="dxa" w:w="2741"/>
             <w:tcBorders>
               <w:top w:val="single" w:sz="4" w:color="D9D9D9"/>
+              <w:left w:val="single" w:sz="4" w:color="D9D9D9"/>
               <w:bottom w:val="single" w:sz="4" w:color="D9D9D9"/>
-              <w:left w:val="single" w:sz="4" w:color="D9D9D9"/>
               <w:right w:val="single" w:sz="4" w:color="D9D9D9"/>
             </w:tcBorders>
             <w:shd w:fill="142D40"/>
             <w:tcMar>
               <w:top w:w="85" w:type="dxa"/>
+              <w:left w:w="85" w:type="dxa"/>
               <w:bottom w:w="85" w:type="dxa"/>
-              <w:left w:w="85" w:type="dxa"/>
               <w:right w:w="85" w:type="dxa"/>
             </w:tcMar>
           </w:tcPr>
@@ -112,15 +112,15 @@
             <w:tcW w:type="dxa" w:w="2741"/>
             <w:tcBorders>
               <w:top w:val="single" w:sz="4" w:color="D9D9D9"/>
+              <w:left w:val="single" w:sz="4" w:color="D9D9D9"/>
               <w:bottom w:val="single" w:sz="4" w:color="D9D9D9"/>
-              <w:left w:val="single" w:sz="4" w:color="D9D9D9"/>
               <w:right w:val="single" w:sz="4" w:color="D9D9D9"/>
             </w:tcBorders>
             <w:shd w:fill="142D40"/>
             <w:tcMar>
               <w:top w:w="85" w:type="dxa"/>
+              <w:left w:w="85" w:type="dxa"/>
               <w:bottom w:w="85" w:type="dxa"/>
-              <w:left w:w="85" w:type="dxa"/>
               <w:right w:w="85" w:type="dxa"/>
             </w:tcMar>
           </w:tcPr>
@@ -145,15 +145,15 @@
             <w:tcW w:type="dxa" w:w="4670"/>
             <w:tcBorders>
               <w:top w:val="single" w:sz="4" w:color="D9D9D9"/>
+              <w:left w:val="single" w:sz="4" w:color="D9D9D9"/>
               <w:bottom w:val="single" w:sz="4" w:color="D9D9D9"/>
-              <w:left w:val="single" w:sz="4" w:color="D9D9D9"/>
               <w:right w:val="single" w:sz="4" w:color="D9D9D9"/>
             </w:tcBorders>
             <w:shd w:fill="FFFFFF"/>
             <w:tcMar>
               <w:top w:w="85" w:type="dxa"/>
+              <w:left w:w="85" w:type="dxa"/>
               <w:bottom w:w="85" w:type="dxa"/>
-              <w:left w:w="85" w:type="dxa"/>
               <w:right w:w="85" w:type="dxa"/>
             </w:tcMar>
           </w:tcPr>
@@ -176,15 +176,15 @@
             <w:tcW w:type="dxa" w:w="2741"/>
             <w:tcBorders>
               <w:top w:val="single" w:sz="4" w:color="D9D9D9"/>
+              <w:left w:val="single" w:sz="4" w:color="D9D9D9"/>
               <w:bottom w:val="single" w:sz="4" w:color="D9D9D9"/>
-              <w:left w:val="single" w:sz="4" w:color="D9D9D9"/>
               <w:right w:val="single" w:sz="4" w:color="D9D9D9"/>
             </w:tcBorders>
             <w:shd w:fill="FFFFFF"/>
             <w:tcMar>
               <w:top w:w="85" w:type="dxa"/>
+              <w:left w:w="85" w:type="dxa"/>
               <w:bottom w:w="85" w:type="dxa"/>
-              <w:left w:w="85" w:type="dxa"/>
               <w:right w:w="85" w:type="dxa"/>
             </w:tcMar>
           </w:tcPr>
@@ -207,15 +207,15 @@
             <w:tcW w:type="dxa" w:w="2741"/>
             <w:tcBorders>
               <w:top w:val="single" w:sz="4" w:color="D9D9D9"/>
+              <w:left w:val="single" w:sz="4" w:color="D9D9D9"/>
               <w:bottom w:val="single" w:sz="4" w:color="D9D9D9"/>
-              <w:left w:val="single" w:sz="4" w:color="D9D9D9"/>
               <w:right w:val="single" w:sz="4" w:color="D9D9D9"/>
             </w:tcBorders>
             <w:shd w:fill="FFFFFF"/>
             <w:tcMar>
               <w:top w:w="85" w:type="dxa"/>
+              <w:left w:w="85" w:type="dxa"/>
               <w:bottom w:w="85" w:type="dxa"/>
-              <w:left w:w="85" w:type="dxa"/>
               <w:right w:w="85" w:type="dxa"/>
             </w:tcMar>
           </w:tcPr>
@@ -240,15 +240,15 @@
             <w:tcW w:type="dxa" w:w="4670"/>
             <w:tcBorders>
               <w:top w:val="single" w:sz="4" w:color="D9D9D9"/>
+              <w:left w:val="single" w:sz="4" w:color="D9D9D9"/>
               <w:bottom w:val="single" w:sz="4" w:color="D9D9D9"/>
-              <w:left w:val="single" w:sz="4" w:color="D9D9D9"/>
               <w:right w:val="single" w:sz="4" w:color="D9D9D9"/>
             </w:tcBorders>
             <w:shd w:fill="F1F5F7"/>
             <w:tcMar>
               <w:top w:w="85" w:type="dxa"/>
+              <w:left w:w="85" w:type="dxa"/>
               <w:bottom w:w="85" w:type="dxa"/>
-              <w:left w:w="85" w:type="dxa"/>
               <w:right w:w="85" w:type="dxa"/>
             </w:tcMar>
           </w:tcPr>
@@ -271,15 +271,15 @@
             <w:tcW w:type="dxa" w:w="2741"/>
             <w:tcBorders>
               <w:top w:val="single" w:sz="4" w:color="D9D9D9"/>
+              <w:left w:val="single" w:sz="4" w:color="D9D9D9"/>
               <w:bottom w:val="single" w:sz="4" w:color="D9D9D9"/>
-              <w:left w:val="single" w:sz="4" w:color="D9D9D9"/>
               <w:right w:val="single" w:sz="4" w:color="D9D9D9"/>
             </w:tcBorders>
             <w:shd w:fill="F1F5F7"/>
             <w:tcMar>
               <w:top w:w="85" w:type="dxa"/>
+              <w:left w:w="85" w:type="dxa"/>
               <w:bottom w:w="85" w:type="dxa"/>
-              <w:left w:w="85" w:type="dxa"/>
               <w:right w:w="85" w:type="dxa"/>
             </w:tcMar>
           </w:tcPr>
@@ -302,15 +302,15 @@
             <w:tcW w:type="dxa" w:w="2741"/>
             <w:tcBorders>
               <w:top w:val="single" w:sz="4" w:color="D9D9D9"/>
+              <w:left w:val="single" w:sz="4" w:color="D9D9D9"/>
               <w:bottom w:val="single" w:sz="4" w:color="D9D9D9"/>
-              <w:left w:val="single" w:sz="4" w:color="D9D9D9"/>
               <w:right w:val="single" w:sz="4" w:color="D9D9D9"/>
             </w:tcBorders>
             <w:shd w:fill="F1F5F7"/>
             <w:tcMar>
               <w:top w:w="85" w:type="dxa"/>
+              <w:left w:w="85" w:type="dxa"/>
               <w:bottom w:w="85" w:type="dxa"/>
-              <w:left w:w="85" w:type="dxa"/>
               <w:right w:w="85" w:type="dxa"/>
             </w:tcMar>
           </w:tcPr>
@@ -335,15 +335,15 @@
             <w:tcW w:type="dxa" w:w="4670"/>
             <w:tcBorders>
               <w:top w:val="single" w:sz="4" w:color="D9D9D9"/>
+              <w:left w:val="single" w:sz="4" w:color="D9D9D9"/>
               <w:bottom w:val="single" w:sz="4" w:color="D9D9D9"/>
-              <w:left w:val="single" w:sz="4" w:color="D9D9D9"/>
               <w:right w:val="single" w:sz="4" w:color="D9D9D9"/>
             </w:tcBorders>
             <w:shd w:fill="FFFFFF"/>
             <w:tcMar>
               <w:top w:w="85" w:type="dxa"/>
+              <w:left w:w="85" w:type="dxa"/>
               <w:bottom w:w="85" w:type="dxa"/>
-              <w:left w:w="85" w:type="dxa"/>
               <w:right w:w="85" w:type="dxa"/>
             </w:tcMar>
           </w:tcPr>
@@ -366,15 +366,15 @@
             <w:tcW w:type="dxa" w:w="2741"/>
             <w:tcBorders>
               <w:top w:val="single" w:sz="4" w:color="D9D9D9"/>
+              <w:left w:val="single" w:sz="4" w:color="D9D9D9"/>
               <w:bottom w:val="single" w:sz="4" w:color="D9D9D9"/>
-              <w:left w:val="single" w:sz="4" w:color="D9D9D9"/>
               <w:right w:val="single" w:sz="4" w:color="D9D9D9"/>
             </w:tcBorders>
             <w:shd w:fill="FFFFFF"/>
             <w:tcMar>
               <w:top w:w="85" w:type="dxa"/>
+              <w:left w:w="85" w:type="dxa"/>
               <w:bottom w:w="85" w:type="dxa"/>
-              <w:left w:w="85" w:type="dxa"/>
               <w:right w:w="85" w:type="dxa"/>
             </w:tcMar>
           </w:tcPr>
@@ -397,15 +397,15 @@
             <w:tcW w:type="dxa" w:w="2741"/>
             <w:tcBorders>
               <w:top w:val="single" w:sz="4" w:color="D9D9D9"/>
+              <w:left w:val="single" w:sz="4" w:color="D9D9D9"/>
               <w:bottom w:val="single" w:sz="4" w:color="D9D9D9"/>
-              <w:left w:val="single" w:sz="4" w:color="D9D9D9"/>
               <w:right w:val="single" w:sz="4" w:color="D9D9D9"/>
             </w:tcBorders>
             <w:shd w:fill="FFFFFF"/>
             <w:tcMar>
               <w:top w:w="85" w:type="dxa"/>
+              <w:left w:w="85" w:type="dxa"/>
               <w:bottom w:w="85" w:type="dxa"/>
-              <w:left w:w="85" w:type="dxa"/>
               <w:right w:w="85" w:type="dxa"/>
             </w:tcMar>
           </w:tcPr>
@@ -430,15 +430,15 @@
             <w:tcW w:type="dxa" w:w="4670"/>
             <w:tcBorders>
               <w:top w:val="single" w:sz="4" w:color="D9D9D9"/>
+              <w:left w:val="single" w:sz="4" w:color="D9D9D9"/>
               <w:bottom w:val="single" w:sz="4" w:color="D9D9D9"/>
-              <w:left w:val="single" w:sz="4" w:color="D9D9D9"/>
               <w:right w:val="single" w:sz="4" w:color="D9D9D9"/>
             </w:tcBorders>
             <w:shd w:fill="F1F5F7"/>
             <w:tcMar>
               <w:top w:w="85" w:type="dxa"/>
+              <w:left w:w="85" w:type="dxa"/>
               <w:bottom w:w="85" w:type="dxa"/>
-              <w:left w:w="85" w:type="dxa"/>
               <w:right w:w="85" w:type="dxa"/>
             </w:tcMar>
           </w:tcPr>
@@ -461,15 +461,15 @@
             <w:tcW w:type="dxa" w:w="2741"/>
             <w:tcBorders>
               <w:top w:val="single" w:sz="4" w:color="D9D9D9"/>
+              <w:left w:val="single" w:sz="4" w:color="D9D9D9"/>
               <w:bottom w:val="single" w:sz="4" w:color="D9D9D9"/>
-              <w:left w:val="single" w:sz="4" w:color="D9D9D9"/>
               <w:right w:val="single" w:sz="4" w:color="D9D9D9"/>
             </w:tcBorders>
             <w:shd w:fill="F1F5F7"/>
             <w:tcMar>
               <w:top w:w="85" w:type="dxa"/>
+              <w:left w:w="85" w:type="dxa"/>
               <w:bottom w:w="85" w:type="dxa"/>
-              <w:left w:w="85" w:type="dxa"/>
               <w:right w:w="85" w:type="dxa"/>
             </w:tcMar>
           </w:tcPr>
@@ -492,15 +492,15 @@
             <w:tcW w:type="dxa" w:w="2741"/>
             <w:tcBorders>
               <w:top w:val="single" w:sz="4" w:color="D9D9D9"/>
+              <w:left w:val="single" w:sz="4" w:color="D9D9D9"/>
               <w:bottom w:val="single" w:sz="4" w:color="D9D9D9"/>
-              <w:left w:val="single" w:sz="4" w:color="D9D9D9"/>
               <w:right w:val="single" w:sz="4" w:color="D9D9D9"/>
             </w:tcBorders>
             <w:shd w:fill="F1F5F7"/>
             <w:tcMar>
               <w:top w:w="85" w:type="dxa"/>
+              <w:left w:w="85" w:type="dxa"/>
               <w:bottom w:w="85" w:type="dxa"/>
-              <w:left w:w="85" w:type="dxa"/>
               <w:right w:w="85" w:type="dxa"/>
             </w:tcMar>
           </w:tcPr>
@@ -559,15 +559,15 @@
             <w:tcW w:type="dxa" w:w="6700"/>
             <w:tcBorders>
               <w:top w:val="single" w:sz="4" w:color="D9D9D9"/>
+              <w:left w:val="single" w:sz="4" w:color="D9D9D9"/>
               <w:bottom w:val="single" w:sz="4" w:color="D9D9D9"/>
-              <w:left w:val="single" w:sz="4" w:color="D9D9D9"/>
               <w:right w:val="single" w:sz="4" w:color="D9D9D9"/>
             </w:tcBorders>
             <w:shd w:fill="142D40"/>
             <w:tcMar>
               <w:top w:w="85" w:type="dxa"/>
+              <w:left w:w="85" w:type="dxa"/>
               <w:bottom w:w="85" w:type="dxa"/>
-              <w:left w:w="85" w:type="dxa"/>
               <w:right w:w="85" w:type="dxa"/>
             </w:tcMar>
           </w:tcPr>
@@ -590,15 +590,15 @@
             <w:tcW w:type="dxa" w:w="3452"/>
             <w:tcBorders>
               <w:top w:val="single" w:sz="4" w:color="D9D9D9"/>
+              <w:left w:val="single" w:sz="4" w:color="D9D9D9"/>
               <w:bottom w:val="single" w:sz="4" w:color="D9D9D9"/>
-              <w:left w:val="single" w:sz="4" w:color="D9D9D9"/>
               <w:right w:val="single" w:sz="4" w:color="D9D9D9"/>
             </w:tcBorders>
             <w:shd w:fill="142D40"/>
             <w:tcMar>
               <w:top w:w="85" w:type="dxa"/>
+              <w:left w:w="85" w:type="dxa"/>
               <w:bottom w:w="85" w:type="dxa"/>
-              <w:left w:w="85" w:type="dxa"/>
               <w:right w:w="85" w:type="dxa"/>
             </w:tcMar>
           </w:tcPr>
@@ -623,15 +623,15 @@
             <w:tcW w:type="dxa" w:w="6700"/>
             <w:tcBorders>
               <w:top w:val="single" w:sz="4" w:color="D9D9D9"/>
+              <w:left w:val="single" w:sz="4" w:color="D9D9D9"/>
               <w:bottom w:val="single" w:sz="4" w:color="D9D9D9"/>
-              <w:left w:val="single" w:sz="4" w:color="D9D9D9"/>
               <w:right w:val="single" w:sz="4" w:color="D9D9D9"/>
             </w:tcBorders>
             <w:shd w:fill="FFFFFF"/>
             <w:tcMar>
               <w:top w:w="85" w:type="dxa"/>
+              <w:left w:w="85" w:type="dxa"/>
               <w:bottom w:w="85" w:type="dxa"/>
-              <w:left w:w="85" w:type="dxa"/>
               <w:right w:w="85" w:type="dxa"/>
             </w:tcMar>
           </w:tcPr>
@@ -654,15 +654,15 @@
             <w:tcW w:type="dxa" w:w="3452"/>
             <w:tcBorders>
               <w:top w:val="single" w:sz="4" w:color="D9D9D9"/>
+              <w:left w:val="single" w:sz="4" w:color="D9D9D9"/>
               <w:bottom w:val="single" w:sz="4" w:color="D9D9D9"/>
-              <w:left w:val="single" w:sz="4" w:color="D9D9D9"/>
               <w:right w:val="single" w:sz="4" w:color="D9D9D9"/>
             </w:tcBorders>
             <w:shd w:fill="FFFFFF"/>
             <w:tcMar>
               <w:top w:w="85" w:type="dxa"/>
+              <w:left w:w="85" w:type="dxa"/>
               <w:bottom w:w="85" w:type="dxa"/>
-              <w:left w:w="85" w:type="dxa"/>
               <w:right w:w="85" w:type="dxa"/>
             </w:tcMar>
           </w:tcPr>
@@ -686,15 +686,15 @@
             <w:tcW w:type="dxa" w:w="6700"/>
             <w:tcBorders>
               <w:top w:val="single" w:sz="4" w:color="D9D9D9"/>
+              <w:left w:val="single" w:sz="4" w:color="D9D9D9"/>
               <w:bottom w:val="single" w:sz="4" w:color="D9D9D9"/>
-              <w:left w:val="single" w:sz="4" w:color="D9D9D9"/>
               <w:right w:val="single" w:sz="4" w:color="D9D9D9"/>
             </w:tcBorders>
             <w:shd w:fill="F1F5F7"/>
             <w:tcMar>
               <w:top w:w="85" w:type="dxa"/>
+              <w:left w:w="85" w:type="dxa"/>
               <w:bottom w:w="85" w:type="dxa"/>
-              <w:left w:w="85" w:type="dxa"/>
               <w:right w:w="85" w:type="dxa"/>
             </w:tcMar>
           </w:tcPr>
@@ -717,15 +717,15 @@
             <w:tcW w:type="dxa" w:w="3452"/>
             <w:tcBorders>
               <w:top w:val="single" w:sz="4" w:color="D9D9D9"/>
+              <w:left w:val="single" w:sz="4" w:color="D9D9D9"/>
               <w:bottom w:val="single" w:sz="4" w:color="D9D9D9"/>
-              <w:left w:val="single" w:sz="4" w:color="D9D9D9"/>
               <w:right w:val="single" w:sz="4" w:color="D9D9D9"/>
             </w:tcBorders>
             <w:shd w:fill="F1F5F7"/>
             <w:tcMar>
               <w:top w:w="85" w:type="dxa"/>
+              <w:left w:w="85" w:type="dxa"/>
               <w:bottom w:w="85" w:type="dxa"/>
-              <w:left w:w="85" w:type="dxa"/>
               <w:right w:w="85" w:type="dxa"/>
             </w:tcMar>
           </w:tcPr>
@@ -749,15 +749,15 @@
             <w:tcW w:type="dxa" w:w="6700"/>
             <w:tcBorders>
               <w:top w:val="single" w:sz="4" w:color="D9D9D9"/>
+              <w:left w:val="single" w:sz="4" w:color="D9D9D9"/>
               <w:bottom w:val="single" w:sz="4" w:color="D9D9D9"/>
-              <w:left w:val="single" w:sz="4" w:color="D9D9D9"/>
               <w:right w:val="single" w:sz="4" w:color="D9D9D9"/>
             </w:tcBorders>
             <w:shd w:fill="FFFFFF"/>
             <w:tcMar>
               <w:top w:w="85" w:type="dxa"/>
+              <w:left w:w="85" w:type="dxa"/>
               <w:bottom w:w="85" w:type="dxa"/>
-              <w:left w:w="85" w:type="dxa"/>
               <w:right w:w="85" w:type="dxa"/>
             </w:tcMar>
           </w:tcPr>
@@ -780,15 +780,15 @@
             <w:tcW w:type="dxa" w:w="3452"/>
             <w:tcBorders>
               <w:top w:val="single" w:sz="4" w:color="D9D9D9"/>
+              <w:left w:val="single" w:sz="4" w:color="D9D9D9"/>
               <w:bottom w:val="single" w:sz="4" w:color="D9D9D9"/>
-              <w:left w:val="single" w:sz="4" w:color="D9D9D9"/>
               <w:right w:val="single" w:sz="4" w:color="D9D9D9"/>
             </w:tcBorders>
             <w:shd w:fill="FFFFFF"/>
             <w:tcMar>
               <w:top w:w="85" w:type="dxa"/>
+              <w:left w:w="85" w:type="dxa"/>
               <w:bottom w:w="85" w:type="dxa"/>
-              <w:left w:w="85" w:type="dxa"/>
               <w:right w:w="85" w:type="dxa"/>
             </w:tcMar>
           </w:tcPr>
@@ -848,15 +848,15 @@
             <w:tcW w:type="dxa" w:w="4061"/>
             <w:tcBorders>
               <w:top w:val="single" w:sz="4" w:color="D9D9D9"/>
+              <w:left w:val="single" w:sz="4" w:color="D9D9D9"/>
               <w:bottom w:val="single" w:sz="4" w:color="D9D9D9"/>
-              <w:left w:val="single" w:sz="4" w:color="D9D9D9"/>
               <w:right w:val="single" w:sz="4" w:color="D9D9D9"/>
             </w:tcBorders>
             <w:shd w:fill="142D40"/>
             <w:tcMar>
               <w:top w:w="85" w:type="dxa"/>
+              <w:left w:w="85" w:type="dxa"/>
               <w:bottom w:w="85" w:type="dxa"/>
-              <w:left w:w="85" w:type="dxa"/>
               <w:right w:w="85" w:type="dxa"/>
             </w:tcMar>
           </w:tcPr>
@@ -879,15 +879,15 @@
             <w:tcW w:type="dxa" w:w="2030"/>
             <w:tcBorders>
               <w:top w:val="single" w:sz="4" w:color="D9D9D9"/>
+              <w:left w:val="single" w:sz="4" w:color="D9D9D9"/>
               <w:bottom w:val="single" w:sz="4" w:color="D9D9D9"/>
-              <w:left w:val="single" w:sz="4" w:color="D9D9D9"/>
               <w:right w:val="single" w:sz="4" w:color="D9D9D9"/>
             </w:tcBorders>
             <w:shd w:fill="142D40"/>
             <w:tcMar>
               <w:top w:w="85" w:type="dxa"/>
+              <w:left w:w="85" w:type="dxa"/>
               <w:bottom w:w="85" w:type="dxa"/>
-              <w:left w:w="85" w:type="dxa"/>
               <w:right w:w="85" w:type="dxa"/>
             </w:tcMar>
           </w:tcPr>
@@ -910,15 +910,15 @@
             <w:tcW w:type="dxa" w:w="2030"/>
             <w:tcBorders>
               <w:top w:val="single" w:sz="4" w:color="D9D9D9"/>
+              <w:left w:val="single" w:sz="4" w:color="D9D9D9"/>
               <w:bottom w:val="single" w:sz="4" w:color="D9D9D9"/>
-              <w:left w:val="single" w:sz="4" w:color="D9D9D9"/>
               <w:right w:val="single" w:sz="4" w:color="D9D9D9"/>
             </w:tcBorders>
             <w:shd w:fill="142D40"/>
             <w:tcMar>
               <w:top w:w="85" w:type="dxa"/>
+              <w:left w:w="85" w:type="dxa"/>
               <w:bottom w:w="85" w:type="dxa"/>
-              <w:left w:w="85" w:type="dxa"/>
               <w:right w:w="85" w:type="dxa"/>
             </w:tcMar>
           </w:tcPr>
@@ -941,15 +941,15 @@
             <w:tcW w:type="dxa" w:w="2030"/>
             <w:tcBorders>
               <w:top w:val="single" w:sz="4" w:color="D9D9D9"/>
+              <w:left w:val="single" w:sz="4" w:color="D9D9D9"/>
               <w:bottom w:val="single" w:sz="4" w:color="D9D9D9"/>
-              <w:left w:val="single" w:sz="4" w:color="D9D9D9"/>
               <w:right w:val="single" w:sz="4" w:color="D9D9D9"/>
             </w:tcBorders>
             <w:shd w:fill="142D40"/>
             <w:tcMar>
               <w:top w:w="85" w:type="dxa"/>
+              <w:left w:w="85" w:type="dxa"/>
               <w:bottom w:w="85" w:type="dxa"/>
-              <w:left w:w="85" w:type="dxa"/>
               <w:right w:w="85" w:type="dxa"/>
             </w:tcMar>
           </w:tcPr>
@@ -974,15 +974,15 @@
             <w:tcW w:type="dxa" w:w="4061"/>
             <w:tcBorders>
               <w:top w:val="single" w:sz="4" w:color="D9D9D9"/>
+              <w:left w:val="single" w:sz="4" w:color="D9D9D9"/>
               <w:bottom w:val="single" w:sz="4" w:color="D9D9D9"/>
-              <w:left w:val="single" w:sz="4" w:color="D9D9D9"/>
               <w:right w:val="single" w:sz="4" w:color="D9D9D9"/>
             </w:tcBorders>
             <w:shd w:fill="FFFFFF"/>
             <w:tcMar>
               <w:top w:w="85" w:type="dxa"/>
+              <w:left w:w="85" w:type="dxa"/>
               <w:bottom w:w="85" w:type="dxa"/>
-              <w:left w:w="85" w:type="dxa"/>
               <w:right w:w="85" w:type="dxa"/>
             </w:tcMar>
           </w:tcPr>
@@ -1005,15 +1005,15 @@
             <w:tcW w:type="dxa" w:w="2030"/>
             <w:tcBorders>
               <w:top w:val="single" w:sz="4" w:color="D9D9D9"/>
+              <w:left w:val="single" w:sz="4" w:color="D9D9D9"/>
               <w:bottom w:val="single" w:sz="4" w:color="D9D9D9"/>
-              <w:left w:val="single" w:sz="4" w:color="D9D9D9"/>
               <w:right w:val="single" w:sz="4" w:color="D9D9D9"/>
             </w:tcBorders>
             <w:shd w:fill="FFFFFF"/>
             <w:tcMar>
               <w:top w:w="85" w:type="dxa"/>
+              <w:left w:w="85" w:type="dxa"/>
               <w:bottom w:w="85" w:type="dxa"/>
-              <w:left w:w="85" w:type="dxa"/>
               <w:right w:w="85" w:type="dxa"/>
             </w:tcMar>
           </w:tcPr>
@@ -1036,15 +1036,15 @@
             <w:tcW w:type="dxa" w:w="2030"/>
             <w:tcBorders>
               <w:top w:val="single" w:sz="4" w:color="D9D9D9"/>
+              <w:left w:val="single" w:sz="4" w:color="D9D9D9"/>
               <w:bottom w:val="single" w:sz="4" w:color="D9D9D9"/>
-              <w:left w:val="single" w:sz="4" w:color="D9D9D9"/>
               <w:right w:val="single" w:sz="4" w:color="D9D9D9"/>
             </w:tcBorders>
             <w:shd w:fill="FFFFFF"/>
             <w:tcMar>
               <w:top w:w="85" w:type="dxa"/>
+              <w:left w:w="85" w:type="dxa"/>
               <w:bottom w:w="85" w:type="dxa"/>
-              <w:left w:w="85" w:type="dxa"/>
               <w:right w:w="85" w:type="dxa"/>
             </w:tcMar>
           </w:tcPr>
@@ -1067,15 +1067,15 @@
             <w:tcW w:type="dxa" w:w="2030"/>
             <w:tcBorders>
               <w:top w:val="single" w:sz="4" w:color="D9D9D9"/>
+              <w:left w:val="single" w:sz="4" w:color="D9D9D9"/>
               <w:bottom w:val="single" w:sz="4" w:color="D9D9D9"/>
-              <w:left w:val="single" w:sz="4" w:color="D9D9D9"/>
               <w:right w:val="single" w:sz="4" w:color="D9D9D9"/>
             </w:tcBorders>
             <w:shd w:fill="FFFFFF"/>
             <w:tcMar>
               <w:top w:w="85" w:type="dxa"/>
+              <w:left w:w="85" w:type="dxa"/>
               <w:bottom w:w="85" w:type="dxa"/>
-              <w:left w:w="85" w:type="dxa"/>
               <w:right w:w="85" w:type="dxa"/>
             </w:tcMar>
           </w:tcPr>
@@ -1099,15 +1099,15 @@
             <w:tcW w:type="dxa" w:w="4061"/>
             <w:tcBorders>
               <w:top w:val="single" w:sz="4" w:color="D9D9D9"/>
+              <w:left w:val="single" w:sz="4" w:color="D9D9D9"/>
               <w:bottom w:val="single" w:sz="4" w:color="D9D9D9"/>
-              <w:left w:val="single" w:sz="4" w:color="D9D9D9"/>
               <w:right w:val="single" w:sz="4" w:color="D9D9D9"/>
             </w:tcBorders>
             <w:shd w:fill="F1F5F7"/>
             <w:tcMar>
               <w:top w:w="85" w:type="dxa"/>
+              <w:left w:w="85" w:type="dxa"/>
               <w:bottom w:w="85" w:type="dxa"/>
-              <w:left w:w="85" w:type="dxa"/>
               <w:right w:w="85" w:type="dxa"/>
             </w:tcMar>
           </w:tcPr>
@@ -1130,15 +1130,15 @@
             <w:tcW w:type="dxa" w:w="2030"/>
             <w:tcBorders>
               <w:top w:val="single" w:sz="4" w:color="D9D9D9"/>
+              <w:left w:val="single" w:sz="4" w:color="D9D9D9"/>
               <w:bottom w:val="single" w:sz="4" w:color="D9D9D9"/>
-              <w:left w:val="single" w:sz="4" w:color="D9D9D9"/>
               <w:right w:val="single" w:sz="4" w:color="D9D9D9"/>
             </w:tcBorders>
             <w:shd w:fill="F1F5F7"/>
             <w:tcMar>
               <w:top w:w="85" w:type="dxa"/>
+              <w:left w:w="85" w:type="dxa"/>
               <w:bottom w:w="85" w:type="dxa"/>
-              <w:left w:w="85" w:type="dxa"/>
               <w:right w:w="85" w:type="dxa"/>
             </w:tcMar>
           </w:tcPr>
@@ -1161,15 +1161,15 @@
             <w:tcW w:type="dxa" w:w="2030"/>
             <w:tcBorders>
               <w:top w:val="single" w:sz="4" w:color="D9D9D9"/>
+              <w:left w:val="single" w:sz="4" w:color="D9D9D9"/>
               <w:bottom w:val="single" w:sz="4" w:color="D9D9D9"/>
-              <w:left w:val="single" w:sz="4" w:color="D9D9D9"/>
               <w:right w:val="single" w:sz="4" w:color="D9D9D9"/>
             </w:tcBorders>
             <w:shd w:fill="F1F5F7"/>
             <w:tcMar>
               <w:top w:w="85" w:type="dxa"/>
+              <w:left w:w="85" w:type="dxa"/>
               <w:bottom w:w="85" w:type="dxa"/>
-              <w:left w:w="85" w:type="dxa"/>
               <w:right w:w="85" w:type="dxa"/>
             </w:tcMar>
           </w:tcPr>
@@ -1192,15 +1192,15 @@
             <w:tcW w:type="dxa" w:w="2030"/>
             <w:tcBorders>
               <w:top w:val="single" w:sz="4" w:color="D9D9D9"/>
+              <w:left w:val="single" w:sz="4" w:color="D9D9D9"/>
               <w:bottom w:val="single" w:sz="4" w:color="D9D9D9"/>
-              <w:left w:val="single" w:sz="4" w:color="D9D9D9"/>
               <w:right w:val="single" w:sz="4" w:color="D9D9D9"/>
             </w:tcBorders>
             <w:shd w:fill="F1F5F7"/>
             <w:tcMar>
               <w:top w:w="85" w:type="dxa"/>
+              <w:left w:w="85" w:type="dxa"/>
               <w:bottom w:w="85" w:type="dxa"/>
-              <w:left w:w="85" w:type="dxa"/>
               <w:right w:w="85" w:type="dxa"/>
             </w:tcMar>
           </w:tcPr>
@@ -1224,15 +1224,15 @@
             <w:tcW w:type="dxa" w:w="4061"/>
             <w:tcBorders>
               <w:top w:val="single" w:sz="4" w:color="D9D9D9"/>
+              <w:left w:val="single" w:sz="4" w:color="D9D9D9"/>
               <w:bottom w:val="single" w:sz="4" w:color="D9D9D9"/>
-              <w:left w:val="single" w:sz="4" w:color="D9D9D9"/>
               <w:right w:val="single" w:sz="4" w:color="D9D9D9"/>
             </w:tcBorders>
             <w:shd w:fill="FFFFFF"/>
             <w:tcMar>
               <w:top w:w="85" w:type="dxa"/>
+              <w:left w:w="85" w:type="dxa"/>
               <w:bottom w:w="85" w:type="dxa"/>
-              <w:left w:w="85" w:type="dxa"/>
               <w:right w:w="85" w:type="dxa"/>
             </w:tcMar>
           </w:tcPr>
@@ -1255,15 +1255,15 @@
             <w:tcW w:type="dxa" w:w="2030"/>
             <w:tcBorders>
               <w:top w:val="single" w:sz="4" w:color="D9D9D9"/>
+              <w:left w:val="single" w:sz="4" w:color="D9D9D9"/>
               <w:bottom w:val="single" w:sz="4" w:color="D9D9D9"/>
-              <w:left w:val="single" w:sz="4" w:color="D9D9D9"/>
               <w:right w:val="single" w:sz="4" w:color="D9D9D9"/>
             </w:tcBorders>
             <w:shd w:fill="FFFFFF"/>
             <w:tcMar>
               <w:top w:w="85" w:type="dxa"/>
+              <w:left w:w="85" w:type="dxa"/>
               <w:bottom w:w="85" w:type="dxa"/>
-              <w:left w:w="85" w:type="dxa"/>
               <w:right w:w="85" w:type="dxa"/>
             </w:tcMar>
           </w:tcPr>
@@ -1286,15 +1286,15 @@
             <w:tcW w:type="dxa" w:w="2030"/>
             <w:tcBorders>
               <w:top w:val="single" w:sz="4" w:color="D9D9D9"/>
+              <w:left w:val="single" w:sz="4" w:color="D9D9D9"/>
               <w:bottom w:val="single" w:sz="4" w:color="D9D9D9"/>
-              <w:left w:val="single" w:sz="4" w:color="D9D9D9"/>
               <w:right w:val="single" w:sz="4" w:color="D9D9D9"/>
             </w:tcBorders>
             <w:shd w:fill="FFFFFF"/>
             <w:tcMar>
               <w:top w:w="85" w:type="dxa"/>
+              <w:left w:w="85" w:type="dxa"/>
               <w:bottom w:w="85" w:type="dxa"/>
-              <w:left w:w="85" w:type="dxa"/>
               <w:right w:w="85" w:type="dxa"/>
             </w:tcMar>
           </w:tcPr>
@@ -1317,15 +1317,15 @@
             <w:tcW w:type="dxa" w:w="2030"/>
             <w:tcBorders>
               <w:top w:val="single" w:sz="4" w:color="D9D9D9"/>
+              <w:left w:val="single" w:sz="4" w:color="D9D9D9"/>
               <w:bottom w:val="single" w:sz="4" w:color="D9D9D9"/>
-              <w:left w:val="single" w:sz="4" w:color="D9D9D9"/>
               <w:right w:val="single" w:sz="4" w:color="D9D9D9"/>
             </w:tcBorders>
             <w:shd w:fill="FFFFFF"/>
             <w:tcMar>
               <w:top w:w="85" w:type="dxa"/>
+              <w:left w:w="85" w:type="dxa"/>
               <w:bottom w:w="85" w:type="dxa"/>
-              <w:left w:w="85" w:type="dxa"/>
               <w:right w:w="85" w:type="dxa"/>
             </w:tcMar>
           </w:tcPr>
@@ -1349,15 +1349,15 @@
             <w:tcW w:type="dxa" w:w="4061"/>
             <w:tcBorders>
               <w:top w:val="single" w:sz="4" w:color="D9D9D9"/>
+              <w:left w:val="single" w:sz="4" w:color="D9D9D9"/>
               <w:bottom w:val="single" w:sz="4" w:color="D9D9D9"/>
-              <w:left w:val="single" w:sz="4" w:color="D9D9D9"/>
               <w:right w:val="single" w:sz="4" w:color="D9D9D9"/>
             </w:tcBorders>
             <w:shd w:fill="F1F5F7"/>
             <w:tcMar>
               <w:top w:w="85" w:type="dxa"/>
+              <w:left w:w="85" w:type="dxa"/>
               <w:bottom w:w="85" w:type="dxa"/>
-              <w:left w:w="85" w:type="dxa"/>
               <w:right w:w="85" w:type="dxa"/>
             </w:tcMar>
           </w:tcPr>
@@ -1380,15 +1380,15 @@
             <w:tcW w:type="dxa" w:w="2030"/>
             <w:tcBorders>
               <w:top w:val="single" w:sz="4" w:color="D9D9D9"/>
+              <w:left w:val="single" w:sz="4" w:color="D9D9D9"/>
               <w:bottom w:val="single" w:sz="4" w:color="D9D9D9"/>
-              <w:left w:val="single" w:sz="4" w:color="D9D9D9"/>
               <w:right w:val="single" w:sz="4" w:color="D9D9D9"/>
             </w:tcBorders>
             <w:shd w:fill="F1F5F7"/>
             <w:tcMar>
               <w:top w:w="85" w:type="dxa"/>
+              <w:left w:w="85" w:type="dxa"/>
               <w:bottom w:w="85" w:type="dxa"/>
-              <w:left w:w="85" w:type="dxa"/>
               <w:right w:w="85" w:type="dxa"/>
             </w:tcMar>
           </w:tcPr>
@@ -1411,15 +1411,15 @@
             <w:tcW w:type="dxa" w:w="2030"/>
             <w:tcBorders>
               <w:top w:val="single" w:sz="4" w:color="D9D9D9"/>
+              <w:left w:val="single" w:sz="4" w:color="D9D9D9"/>
               <w:bottom w:val="single" w:sz="4" w:color="D9D9D9"/>
-              <w:left w:val="single" w:sz="4" w:color="D9D9D9"/>
               <w:right w:val="single" w:sz="4" w:color="D9D9D9"/>
             </w:tcBorders>
             <w:shd w:fill="F1F5F7"/>
             <w:tcMar>
               <w:top w:w="85" w:type="dxa"/>
+              <w:left w:w="85" w:type="dxa"/>
               <w:bottom w:w="85" w:type="dxa"/>
-              <w:left w:w="85" w:type="dxa"/>
               <w:right w:w="85" w:type="dxa"/>
             </w:tcMar>
           </w:tcPr>
@@ -1442,15 +1442,15 @@
             <w:tcW w:type="dxa" w:w="2030"/>
             <w:tcBorders>
               <w:top w:val="single" w:sz="4" w:color="D9D9D9"/>
+              <w:left w:val="single" w:sz="4" w:color="D9D9D9"/>
               <w:bottom w:val="single" w:sz="4" w:color="D9D9D9"/>
-              <w:left w:val="single" w:sz="4" w:color="D9D9D9"/>
               <w:right w:val="single" w:sz="4" w:color="D9D9D9"/>
             </w:tcBorders>
             <w:shd w:fill="F1F5F7"/>
             <w:tcMar>
               <w:top w:w="85" w:type="dxa"/>
+              <w:left w:w="85" w:type="dxa"/>
               <w:bottom w:w="85" w:type="dxa"/>
-              <w:left w:w="85" w:type="dxa"/>
               <w:right w:w="85" w:type="dxa"/>
             </w:tcMar>
           </w:tcPr>
@@ -1588,15 +1588,15 @@
             <w:tcW w:type="dxa" w:w="4061"/>
             <w:tcBorders>
               <w:top w:val="single" w:sz="4" w:color="D9D9D9"/>
+              <w:left w:val="single" w:sz="4" w:color="D9D9D9"/>
               <w:bottom w:val="single" w:sz="4" w:color="D9D9D9"/>
-              <w:left w:val="single" w:sz="4" w:color="D9D9D9"/>
               <w:right w:val="single" w:sz="4" w:color="D9D9D9"/>
             </w:tcBorders>
             <w:shd w:fill="142D40"/>
             <w:tcMar>
               <w:top w:w="85" w:type="dxa"/>
+              <w:left w:w="85" w:type="dxa"/>
               <w:bottom w:w="85" w:type="dxa"/>
-              <w:left w:w="85" w:type="dxa"/>
               <w:right w:w="85" w:type="dxa"/>
             </w:tcMar>
           </w:tcPr>
@@ -1619,15 +1619,15 @@
             <w:tcW w:type="dxa" w:w="1624"/>
             <w:tcBorders>
               <w:top w:val="single" w:sz="4" w:color="D9D9D9"/>
+              <w:left w:val="single" w:sz="4" w:color="D9D9D9"/>
               <w:bottom w:val="single" w:sz="4" w:color="D9D9D9"/>
-              <w:left w:val="single" w:sz="4" w:color="D9D9D9"/>
               <w:right w:val="single" w:sz="4" w:color="D9D9D9"/>
             </w:tcBorders>
             <w:shd w:fill="142D40"/>
             <w:tcMar>
               <w:top w:w="85" w:type="dxa"/>
+              <w:left w:w="85" w:type="dxa"/>
               <w:bottom w:w="85" w:type="dxa"/>
-              <w:left w:w="85" w:type="dxa"/>
               <w:right w:w="85" w:type="dxa"/>
             </w:tcMar>
           </w:tcPr>
@@ -1650,15 +1650,15 @@
             <w:tcW w:type="dxa" w:w="2030"/>
             <w:tcBorders>
               <w:top w:val="single" w:sz="4" w:color="D9D9D9"/>
+              <w:left w:val="single" w:sz="4" w:color="D9D9D9"/>
               <w:bottom w:val="single" w:sz="4" w:color="D9D9D9"/>
-              <w:left w:val="single" w:sz="4" w:color="D9D9D9"/>
               <w:right w:val="single" w:sz="4" w:color="D9D9D9"/>
             </w:tcBorders>
             <w:shd w:fill="142D40"/>
             <w:tcMar>
               <w:top w:w="85" w:type="dxa"/>
+              <w:left w:w="85" w:type="dxa"/>
               <w:bottom w:w="85" w:type="dxa"/>
-              <w:left w:w="85" w:type="dxa"/>
               <w:right w:w="85" w:type="dxa"/>
             </w:tcMar>
           </w:tcPr>
@@ -1681,15 +1681,15 @@
             <w:tcW w:type="dxa" w:w="2436"/>
             <w:tcBorders>
               <w:top w:val="single" w:sz="4" w:color="D9D9D9"/>
+              <w:left w:val="single" w:sz="4" w:color="D9D9D9"/>
               <w:bottom w:val="single" w:sz="4" w:color="D9D9D9"/>
-              <w:left w:val="single" w:sz="4" w:color="D9D9D9"/>
               <w:right w:val="single" w:sz="4" w:color="D9D9D9"/>
             </w:tcBorders>
             <w:shd w:fill="142D40"/>
             <w:tcMar>
               <w:top w:w="85" w:type="dxa"/>
+              <w:left w:w="85" w:type="dxa"/>
               <w:bottom w:w="85" w:type="dxa"/>
-              <w:left w:w="85" w:type="dxa"/>
               <w:right w:w="85" w:type="dxa"/>
             </w:tcMar>
           </w:tcPr>
@@ -1714,15 +1714,15 @@
             <w:tcW w:type="dxa" w:w="4061"/>
             <w:tcBorders>
               <w:top w:val="single" w:sz="4" w:color="D9D9D9"/>
+              <w:left w:val="single" w:sz="4" w:color="D9D9D9"/>
               <w:bottom w:val="single" w:sz="4" w:color="D9D9D9"/>
-              <w:left w:val="single" w:sz="4" w:color="D9D9D9"/>
               <w:right w:val="single" w:sz="4" w:color="D9D9D9"/>
             </w:tcBorders>
             <w:shd w:fill="FFFFFF"/>
             <w:tcMar>
               <w:top w:w="85" w:type="dxa"/>
+              <w:left w:w="85" w:type="dxa"/>
               <w:bottom w:w="85" w:type="dxa"/>
-              <w:left w:w="85" w:type="dxa"/>
               <w:right w:w="85" w:type="dxa"/>
             </w:tcMar>
           </w:tcPr>
@@ -1745,15 +1745,15 @@
             <w:tcW w:type="dxa" w:w="1624"/>
             <w:tcBorders>
               <w:top w:val="single" w:sz="4" w:color="D9D9D9"/>
+              <w:left w:val="single" w:sz="4" w:color="D9D9D9"/>
               <w:bottom w:val="single" w:sz="4" w:color="D9D9D9"/>
-              <w:left w:val="single" w:sz="4" w:color="D9D9D9"/>
               <w:right w:val="single" w:sz="4" w:color="D9D9D9"/>
             </w:tcBorders>
             <w:shd w:fill="FFFFFF"/>
             <w:tcMar>
               <w:top w:w="85" w:type="dxa"/>
+              <w:left w:w="85" w:type="dxa"/>
               <w:bottom w:w="85" w:type="dxa"/>
-              <w:left w:w="85" w:type="dxa"/>
               <w:right w:w="85" w:type="dxa"/>
             </w:tcMar>
           </w:tcPr>
@@ -1776,15 +1776,15 @@
             <w:tcW w:type="dxa" w:w="2030"/>
             <w:tcBorders>
               <w:top w:val="single" w:sz="4" w:color="D9D9D9"/>
+              <w:left w:val="single" w:sz="4" w:color="D9D9D9"/>
               <w:bottom w:val="single" w:sz="4" w:color="D9D9D9"/>
-              <w:left w:val="single" w:sz="4" w:color="D9D9D9"/>
               <w:right w:val="single" w:sz="4" w:color="D9D9D9"/>
             </w:tcBorders>
             <w:shd w:fill="FFFFFF"/>
             <w:tcMar>
               <w:top w:w="85" w:type="dxa"/>
+              <w:left w:w="85" w:type="dxa"/>
               <w:bottom w:w="85" w:type="dxa"/>
-              <w:left w:w="85" w:type="dxa"/>
               <w:right w:w="85" w:type="dxa"/>
             </w:tcMar>
           </w:tcPr>
@@ -1806,15 +1806,15 @@
             <w:tcW w:type="dxa" w:w="2436"/>
             <w:tcBorders>
               <w:top w:val="single" w:sz="4" w:color="D9D9D9"/>
+              <w:left w:val="single" w:sz="4" w:color="D9D9D9"/>
               <w:bottom w:val="single" w:sz="4" w:color="D9D9D9"/>
-              <w:left w:val="single" w:sz="4" w:color="D9D9D9"/>
               <w:right w:val="single" w:sz="4" w:color="D9D9D9"/>
             </w:tcBorders>
             <w:shd w:fill="FFFFFF"/>
             <w:tcMar>
               <w:top w:w="85" w:type="dxa"/>
+              <w:left w:w="85" w:type="dxa"/>
               <w:bottom w:w="85" w:type="dxa"/>
-              <w:left w:w="85" w:type="dxa"/>
               <w:right w:w="85" w:type="dxa"/>
             </w:tcMar>
           </w:tcPr>
@@ -1838,15 +1838,15 @@
             <w:tcW w:type="dxa" w:w="4061"/>
             <w:tcBorders>
               <w:top w:val="single" w:sz="4" w:color="D9D9D9"/>
+              <w:left w:val="single" w:sz="4" w:color="D9D9D9"/>
               <w:bottom w:val="single" w:sz="4" w:color="D9D9D9"/>
-              <w:left w:val="single" w:sz="4" w:color="D9D9D9"/>
               <w:right w:val="single" w:sz="4" w:color="D9D9D9"/>
             </w:tcBorders>
             <w:shd w:fill="F1F5F7"/>
             <w:tcMar>
               <w:top w:w="85" w:type="dxa"/>
+              <w:left w:w="85" w:type="dxa"/>
               <w:bottom w:w="85" w:type="dxa"/>
-              <w:left w:w="85" w:type="dxa"/>
               <w:right w:w="85" w:type="dxa"/>
             </w:tcMar>
           </w:tcPr>
@@ -1869,15 +1869,15 @@
             <w:tcW w:type="dxa" w:w="1624"/>
             <w:tcBorders>
               <w:top w:val="single" w:sz="4" w:color="D9D9D9"/>
+              <w:left w:val="single" w:sz="4" w:color="D9D9D9"/>
               <w:bottom w:val="single" w:sz="4" w:color="D9D9D9"/>
-              <w:left w:val="single" w:sz="4" w:color="D9D9D9"/>
               <w:right w:val="single" w:sz="4" w:color="D9D9D9"/>
             </w:tcBorders>
             <w:shd w:fill="F1F5F7"/>
             <w:tcMar>
               <w:top w:w="85" w:type="dxa"/>
+              <w:left w:w="85" w:type="dxa"/>
               <w:bottom w:w="85" w:type="dxa"/>
-              <w:left w:w="85" w:type="dxa"/>
               <w:right w:w="85" w:type="dxa"/>
             </w:tcMar>
           </w:tcPr>
@@ -1900,15 +1900,15 @@
             <w:tcW w:type="dxa" w:w="2030"/>
             <w:tcBorders>
               <w:top w:val="single" w:sz="4" w:color="D9D9D9"/>
+              <w:left w:val="single" w:sz="4" w:color="D9D9D9"/>
               <w:bottom w:val="single" w:sz="4" w:color="D9D9D9"/>
-              <w:left w:val="single" w:sz="4" w:color="D9D9D9"/>
               <w:right w:val="single" w:sz="4" w:color="D9D9D9"/>
             </w:tcBorders>
             <w:shd w:fill="F1F5F7"/>
             <w:tcMar>
               <w:top w:w="85" w:type="dxa"/>
+              <w:left w:w="85" w:type="dxa"/>
               <w:bottom w:w="85" w:type="dxa"/>
-              <w:left w:w="85" w:type="dxa"/>
               <w:right w:w="85" w:type="dxa"/>
             </w:tcMar>
           </w:tcPr>
@@ -1930,15 +1930,15 @@
             <w:tcW w:type="dxa" w:w="2436"/>
             <w:tcBorders>
               <w:top w:val="single" w:sz="4" w:color="D9D9D9"/>
+              <w:left w:val="single" w:sz="4" w:color="D9D9D9"/>
               <w:bottom w:val="single" w:sz="4" w:color="D9D9D9"/>
-              <w:left w:val="single" w:sz="4" w:color="D9D9D9"/>
               <w:right w:val="single" w:sz="4" w:color="D9D9D9"/>
             </w:tcBorders>
             <w:shd w:fill="F1F5F7"/>
             <w:tcMar>
               <w:top w:w="85" w:type="dxa"/>
+              <w:left w:w="85" w:type="dxa"/>
               <w:bottom w:w="85" w:type="dxa"/>
-              <w:left w:w="85" w:type="dxa"/>
               <w:right w:w="85" w:type="dxa"/>
             </w:tcMar>
           </w:tcPr>
@@ -1962,15 +1962,15 @@
             <w:tcW w:type="dxa" w:w="4061"/>
             <w:tcBorders>
               <w:top w:val="single" w:sz="4" w:color="D9D9D9"/>
+              <w:left w:val="single" w:sz="4" w:color="D9D9D9"/>
               <w:bottom w:val="single" w:sz="4" w:color="D9D9D9"/>
-              <w:left w:val="single" w:sz="4" w:color="D9D9D9"/>
               <w:right w:val="single" w:sz="4" w:color="D9D9D9"/>
             </w:tcBorders>
             <w:shd w:fill="FFFFFF"/>
             <w:tcMar>
               <w:top w:w="85" w:type="dxa"/>
+              <w:left w:w="85" w:type="dxa"/>
               <w:bottom w:w="85" w:type="dxa"/>
-              <w:left w:w="85" w:type="dxa"/>
               <w:right w:w="85" w:type="dxa"/>
             </w:tcMar>
           </w:tcPr>
@@ -1993,15 +1993,15 @@
             <w:tcW w:type="dxa" w:w="1624"/>
             <w:tcBorders>
               <w:top w:val="single" w:sz="4" w:color="D9D9D9"/>
+              <w:left w:val="single" w:sz="4" w:color="D9D9D9"/>
               <w:bottom w:val="single" w:sz="4" w:color="D9D9D9"/>
-              <w:left w:val="single" w:sz="4" w:color="D9D9D9"/>
               <w:right w:val="single" w:sz="4" w:color="D9D9D9"/>
             </w:tcBorders>
             <w:shd w:fill="FFFFFF"/>
             <w:tcMar>
               <w:top w:w="85" w:type="dxa"/>
+              <w:left w:w="85" w:type="dxa"/>
               <w:bottom w:w="85" w:type="dxa"/>
-              <w:left w:w="85" w:type="dxa"/>
               <w:right w:w="85" w:type="dxa"/>
             </w:tcMar>
           </w:tcPr>
@@ -2024,15 +2024,15 @@
             <w:tcW w:type="dxa" w:w="2030"/>
             <w:tcBorders>
               <w:top w:val="single" w:sz="4" w:color="D9D9D9"/>
+              <w:left w:val="single" w:sz="4" w:color="D9D9D9"/>
               <w:bottom w:val="single" w:sz="4" w:color="D9D9D9"/>
-              <w:left w:val="single" w:sz="4" w:color="D9D9D9"/>
               <w:right w:val="single" w:sz="4" w:color="D9D9D9"/>
             </w:tcBorders>
             <w:shd w:fill="FFFFFF"/>
             <w:tcMar>
               <w:top w:w="85" w:type="dxa"/>
+              <w:left w:w="85" w:type="dxa"/>
               <w:bottom w:w="85" w:type="dxa"/>
-              <w:left w:w="85" w:type="dxa"/>
               <w:right w:w="85" w:type="dxa"/>
             </w:tcMar>
           </w:tcPr>
@@ -2054,15 +2054,15 @@
             <w:tcW w:type="dxa" w:w="2436"/>
             <w:tcBorders>
               <w:top w:val="single" w:sz="4" w:color="D9D9D9"/>
+              <w:left w:val="single" w:sz="4" w:color="D9D9D9"/>
               <w:bottom w:val="single" w:sz="4" w:color="D9D9D9"/>
-              <w:left w:val="single" w:sz="4" w:color="D9D9D9"/>
               <w:right w:val="single" w:sz="4" w:color="D9D9D9"/>
             </w:tcBorders>
             <w:shd w:fill="FFFFFF"/>
             <w:tcMar>
               <w:top w:w="85" w:type="dxa"/>
+              <w:left w:w="85" w:type="dxa"/>
               <w:bottom w:w="85" w:type="dxa"/>
-              <w:left w:w="85" w:type="dxa"/>
               <w:right w:w="85" w:type="dxa"/>
             </w:tcMar>
           </w:tcPr>
@@ -2086,15 +2086,15 @@
             <w:tcW w:type="dxa" w:w="4061"/>
             <w:tcBorders>
               <w:top w:val="single" w:sz="4" w:color="D9D9D9"/>
+              <w:left w:val="single" w:sz="4" w:color="D9D9D9"/>
               <w:bottom w:val="single" w:sz="4" w:color="D9D9D9"/>
-              <w:left w:val="single" w:sz="4" w:color="D9D9D9"/>
               <w:right w:val="single" w:sz="4" w:color="D9D9D9"/>
             </w:tcBorders>
             <w:shd w:fill="F1F5F7"/>
             <w:tcMar>
               <w:top w:w="85" w:type="dxa"/>
+              <w:left w:w="85" w:type="dxa"/>
               <w:bottom w:w="85" w:type="dxa"/>
-              <w:left w:w="85" w:type="dxa"/>
               <w:right w:w="85" w:type="dxa"/>
             </w:tcMar>
           </w:tcPr>
@@ -2117,15 +2117,15 @@
             <w:tcW w:type="dxa" w:w="1624"/>
             <w:tcBorders>
               <w:top w:val="single" w:sz="4" w:color="D9D9D9"/>
+              <w:left w:val="single" w:sz="4" w:color="D9D9D9"/>
               <w:bottom w:val="single" w:sz="4" w:color="D9D9D9"/>
-              <w:left w:val="single" w:sz="4" w:color="D9D9D9"/>
               <w:right w:val="single" w:sz="4" w:color="D9D9D9"/>
             </w:tcBorders>
             <w:shd w:fill="F1F5F7"/>
             <w:tcMar>
               <w:top w:w="85" w:type="dxa"/>
+              <w:left w:w="85" w:type="dxa"/>
               <w:bottom w:w="85" w:type="dxa"/>
-              <w:left w:w="85" w:type="dxa"/>
               <w:right w:w="85" w:type="dxa"/>
             </w:tcMar>
           </w:tcPr>
@@ -2148,15 +2148,15 @@
             <w:tcW w:type="dxa" w:w="2030"/>
             <w:tcBorders>
               <w:top w:val="single" w:sz="4" w:color="D9D9D9"/>
+              <w:left w:val="single" w:sz="4" w:color="D9D9D9"/>
               <w:bottom w:val="single" w:sz="4" w:color="D9D9D9"/>
-              <w:left w:val="single" w:sz="4" w:color="D9D9D9"/>
               <w:right w:val="single" w:sz="4" w:color="D9D9D9"/>
             </w:tcBorders>
             <w:shd w:fill="F1F5F7"/>
             <w:tcMar>
               <w:top w:w="85" w:type="dxa"/>
+              <w:left w:w="85" w:type="dxa"/>
               <w:bottom w:w="85" w:type="dxa"/>
-              <w:left w:w="85" w:type="dxa"/>
               <w:right w:w="85" w:type="dxa"/>
             </w:tcMar>
           </w:tcPr>
@@ -2178,15 +2178,15 @@
             <w:tcW w:type="dxa" w:w="2436"/>
             <w:tcBorders>
               <w:top w:val="single" w:sz="4" w:color="D9D9D9"/>
+              <w:left w:val="single" w:sz="4" w:color="D9D9D9"/>
               <w:bottom w:val="single" w:sz="4" w:color="D9D9D9"/>
-              <w:left w:val="single" w:sz="4" w:color="D9D9D9"/>
               <w:right w:val="single" w:sz="4" w:color="D9D9D9"/>
             </w:tcBorders>
             <w:shd w:fill="F1F5F7"/>
             <w:tcMar>
               <w:top w:w="85" w:type="dxa"/>
+              <w:left w:w="85" w:type="dxa"/>
               <w:bottom w:w="85" w:type="dxa"/>
-              <w:left w:w="85" w:type="dxa"/>
               <w:right w:w="85" w:type="dxa"/>
             </w:tcMar>
           </w:tcPr>
@@ -2210,15 +2210,15 @@
             <w:tcW w:type="dxa" w:w="4061"/>
             <w:tcBorders>
               <w:top w:val="single" w:sz="4" w:color="D9D9D9"/>
+              <w:left w:val="single" w:sz="4" w:color="D9D9D9"/>
               <w:bottom w:val="single" w:sz="4" w:color="D9D9D9"/>
-              <w:left w:val="single" w:sz="4" w:color="D9D9D9"/>
               <w:right w:val="single" w:sz="4" w:color="D9D9D9"/>
             </w:tcBorders>
             <w:shd w:fill="FFFFFF"/>
             <w:tcMar>
               <w:top w:w="85" w:type="dxa"/>
+              <w:left w:w="85" w:type="dxa"/>
               <w:bottom w:w="85" w:type="dxa"/>
-              <w:left w:w="85" w:type="dxa"/>
               <w:right w:w="85" w:type="dxa"/>
             </w:tcMar>
           </w:tcPr>
@@ -2241,15 +2241,15 @@
             <w:tcW w:type="dxa" w:w="1624"/>
             <w:tcBorders>
               <w:top w:val="single" w:sz="4" w:color="D9D9D9"/>
+              <w:left w:val="single" w:sz="4" w:color="D9D9D9"/>
               <w:bottom w:val="single" w:sz="4" w:color="D9D9D9"/>
-              <w:left w:val="single" w:sz="4" w:color="D9D9D9"/>
               <w:right w:val="single" w:sz="4" w:color="D9D9D9"/>
             </w:tcBorders>
             <w:shd w:fill="FFFFFF"/>
             <w:tcMar>
               <w:top w:w="85" w:type="dxa"/>
+              <w:left w:w="85" w:type="dxa"/>
               <w:bottom w:w="85" w:type="dxa"/>
-              <w:left w:w="85" w:type="dxa"/>
               <w:right w:w="85" w:type="dxa"/>
             </w:tcMar>
           </w:tcPr>
@@ -2272,15 +2272,15 @@
             <w:tcW w:type="dxa" w:w="2030"/>
             <w:tcBorders>
               <w:top w:val="single" w:sz="4" w:color="D9D9D9"/>
+              <w:left w:val="single" w:sz="4" w:color="D9D9D9"/>
               <w:bottom w:val="single" w:sz="4" w:color="D9D9D9"/>
-              <w:left w:val="single" w:sz="4" w:color="D9D9D9"/>
               <w:right w:val="single" w:sz="4" w:color="D9D9D9"/>
             </w:tcBorders>
             <w:shd w:fill="FFFFFF"/>
             <w:tcMar>
               <w:top w:w="85" w:type="dxa"/>
+              <w:left w:w="85" w:type="dxa"/>
               <w:bottom w:w="85" w:type="dxa"/>
-              <w:left w:w="85" w:type="dxa"/>
               <w:right w:w="85" w:type="dxa"/>
             </w:tcMar>
           </w:tcPr>
@@ -2302,15 +2302,15 @@
             <w:tcW w:type="dxa" w:w="2436"/>
             <w:tcBorders>
               <w:top w:val="single" w:sz="4" w:color="D9D9D9"/>
+              <w:left w:val="single" w:sz="4" w:color="D9D9D9"/>
               <w:bottom w:val="single" w:sz="4" w:color="D9D9D9"/>
-              <w:left w:val="single" w:sz="4" w:color="D9D9D9"/>
               <w:right w:val="single" w:sz="4" w:color="D9D9D9"/>
             </w:tcBorders>
             <w:shd w:fill="FFFFFF"/>
             <w:tcMar>
               <w:top w:w="85" w:type="dxa"/>
+              <w:left w:w="85" w:type="dxa"/>
               <w:bottom w:w="85" w:type="dxa"/>
-              <w:left w:w="85" w:type="dxa"/>
               <w:right w:w="85" w:type="dxa"/>
             </w:tcMar>
           </w:tcPr>
@@ -2406,15 +2406,15 @@
             <w:tcW w:type="dxa" w:w="4670"/>
             <w:tcBorders>
               <w:top w:val="single" w:sz="4" w:color="D9D9D9"/>
+              <w:left w:val="single" w:sz="4" w:color="D9D9D9"/>
               <w:bottom w:val="single" w:sz="4" w:color="D9D9D9"/>
-              <w:left w:val="single" w:sz="4" w:color="D9D9D9"/>
               <w:right w:val="single" w:sz="4" w:color="D9D9D9"/>
             </w:tcBorders>
             <w:shd w:fill="142D40"/>
             <w:tcMar>
               <w:top w:w="85" w:type="dxa"/>
+              <w:left w:w="85" w:type="dxa"/>
               <w:bottom w:w="85" w:type="dxa"/>
-              <w:left w:w="85" w:type="dxa"/>
               <w:right w:w="85" w:type="dxa"/>
             </w:tcMar>
           </w:tcPr>
@@ -2437,15 +2437,15 @@
             <w:tcW w:type="dxa" w:w="2741"/>
             <w:tcBorders>
               <w:top w:val="single" w:sz="4" w:color="D9D9D9"/>
+              <w:left w:val="single" w:sz="4" w:color="D9D9D9"/>
               <w:bottom w:val="single" w:sz="4" w:color="D9D9D9"/>
-              <w:left w:val="single" w:sz="4" w:color="D9D9D9"/>
               <w:right w:val="single" w:sz="4" w:color="D9D9D9"/>
             </w:tcBorders>
             <w:shd w:fill="142D40"/>
             <w:tcMar>
               <w:top w:w="85" w:type="dxa"/>
+              <w:left w:w="85" w:type="dxa"/>
               <w:bottom w:w="85" w:type="dxa"/>
-              <w:left w:w="85" w:type="dxa"/>
               <w:right w:w="85" w:type="dxa"/>
             </w:tcMar>
           </w:tcPr>
@@ -2468,15 +2468,15 @@
             <w:tcW w:type="dxa" w:w="2741"/>
             <w:tcBorders>
               <w:top w:val="single" w:sz="4" w:color="D9D9D9"/>
+              <w:left w:val="single" w:sz="4" w:color="D9D9D9"/>
               <w:bottom w:val="single" w:sz="4" w:color="D9D9D9"/>
-              <w:left w:val="single" w:sz="4" w:color="D9D9D9"/>
               <w:right w:val="single" w:sz="4" w:color="D9D9D9"/>
             </w:tcBorders>
             <w:shd w:fill="142D40"/>
             <w:tcMar>
               <w:top w:w="85" w:type="dxa"/>
+              <w:left w:w="85" w:type="dxa"/>
               <w:bottom w:w="85" w:type="dxa"/>
-              <w:left w:w="85" w:type="dxa"/>
               <w:right w:w="85" w:type="dxa"/>
             </w:tcMar>
           </w:tcPr>
@@ -2501,15 +2501,15 @@
             <w:tcW w:type="dxa" w:w="4670"/>
             <w:tcBorders>
               <w:top w:val="single" w:sz="4" w:color="D9D9D9"/>
+              <w:left w:val="single" w:sz="4" w:color="D9D9D9"/>
               <w:bottom w:val="single" w:sz="4" w:color="D9D9D9"/>
-              <w:left w:val="single" w:sz="4" w:color="D9D9D9"/>
               <w:right w:val="single" w:sz="4" w:color="D9D9D9"/>
             </w:tcBorders>
             <w:shd w:fill="FFFFFF"/>
             <w:tcMar>
               <w:top w:w="85" w:type="dxa"/>
+              <w:left w:w="85" w:type="dxa"/>
               <w:bottom w:w="85" w:type="dxa"/>
-              <w:left w:w="85" w:type="dxa"/>
               <w:right w:w="85" w:type="dxa"/>
             </w:tcMar>
           </w:tcPr>
@@ -2532,15 +2532,15 @@
             <w:tcW w:type="dxa" w:w="2741"/>
             <w:tcBorders>
               <w:top w:val="single" w:sz="4" w:color="D9D9D9"/>
+              <w:left w:val="single" w:sz="4" w:color="D9D9D9"/>
               <w:bottom w:val="single" w:sz="4" w:color="D9D9D9"/>
-              <w:left w:val="single" w:sz="4" w:color="D9D9D9"/>
               <w:right w:val="single" w:sz="4" w:color="D9D9D9"/>
             </w:tcBorders>
             <w:shd w:fill="FFFFFF"/>
             <w:tcMar>
               <w:top w:w="85" w:type="dxa"/>
+              <w:left w:w="85" w:type="dxa"/>
               <w:bottom w:w="85" w:type="dxa"/>
-              <w:left w:w="85" w:type="dxa"/>
               <w:right w:w="85" w:type="dxa"/>
             </w:tcMar>
           </w:tcPr>
@@ -2563,15 +2563,15 @@
             <w:tcW w:type="dxa" w:w="2741"/>
             <w:tcBorders>
               <w:top w:val="single" w:sz="4" w:color="D9D9D9"/>
+              <w:left w:val="single" w:sz="4" w:color="D9D9D9"/>
               <w:bottom w:val="single" w:sz="4" w:color="D9D9D9"/>
-              <w:left w:val="single" w:sz="4" w:color="D9D9D9"/>
               <w:right w:val="single" w:sz="4" w:color="D9D9D9"/>
             </w:tcBorders>
             <w:shd w:fill="FFFFFF"/>
             <w:tcMar>
               <w:top w:w="85" w:type="dxa"/>
+              <w:left w:w="85" w:type="dxa"/>
               <w:bottom w:w="85" w:type="dxa"/>
-              <w:left w:w="85" w:type="dxa"/>
               <w:right w:w="85" w:type="dxa"/>
             </w:tcMar>
           </w:tcPr>
@@ -2596,15 +2596,15 @@
             <w:tcW w:type="dxa" w:w="4670"/>
             <w:tcBorders>
               <w:top w:val="single" w:sz="4" w:color="D9D9D9"/>
+              <w:left w:val="single" w:sz="4" w:color="D9D9D9"/>
               <w:bottom w:val="single" w:sz="4" w:color="D9D9D9"/>
-              <w:left w:val="single" w:sz="4" w:color="D9D9D9"/>
               <w:right w:val="single" w:sz="4" w:color="D9D9D9"/>
             </w:tcBorders>
             <w:shd w:fill="F1F5F7"/>
             <w:tcMar>
               <w:top w:w="85" w:type="dxa"/>
+              <w:left w:w="85" w:type="dxa"/>
               <w:bottom w:w="85" w:type="dxa"/>
-              <w:left w:w="85" w:type="dxa"/>
               <w:right w:w="85" w:type="dxa"/>
             </w:tcMar>
           </w:tcPr>
@@ -2627,15 +2627,15 @@
             <w:tcW w:type="dxa" w:w="2741"/>
             <w:tcBorders>
               <w:top w:val="single" w:sz="4" w:color="D9D9D9"/>
+              <w:left w:val="single" w:sz="4" w:color="D9D9D9"/>
               <w:bottom w:val="single" w:sz="4" w:color="D9D9D9"/>
-              <w:left w:val="single" w:sz="4" w:color="D9D9D9"/>
               <w:right w:val="single" w:sz="4" w:color="D9D9D9"/>
             </w:tcBorders>
             <w:shd w:fill="F1F5F7"/>
             <w:tcMar>
               <w:top w:w="85" w:type="dxa"/>
+              <w:left w:w="85" w:type="dxa"/>
               <w:bottom w:w="85" w:type="dxa"/>
-              <w:left w:w="85" w:type="dxa"/>
               <w:right w:w="85" w:type="dxa"/>
             </w:tcMar>
           </w:tcPr>
@@ -2658,15 +2658,15 @@
             <w:tcW w:type="dxa" w:w="2741"/>
             <w:tcBorders>
               <w:top w:val="single" w:sz="4" w:color="D9D9D9"/>
+              <w:left w:val="single" w:sz="4" w:color="D9D9D9"/>
               <w:bottom w:val="single" w:sz="4" w:color="D9D9D9"/>
-              <w:left w:val="single" w:sz="4" w:color="D9D9D9"/>
               <w:right w:val="single" w:sz="4" w:color="D9D9D9"/>
             </w:tcBorders>
             <w:shd w:fill="F1F5F7"/>
             <w:tcMar>
               <w:top w:w="85" w:type="dxa"/>
+              <w:left w:w="85" w:type="dxa"/>
               <w:bottom w:w="85" w:type="dxa"/>
-              <w:left w:w="85" w:type="dxa"/>
               <w:right w:w="85" w:type="dxa"/>
             </w:tcMar>
           </w:tcPr>
@@ -2691,15 +2691,15 @@
             <w:tcW w:type="dxa" w:w="4670"/>
             <w:tcBorders>
               <w:top w:val="single" w:sz="4" w:color="D9D9D9"/>
+              <w:left w:val="single" w:sz="4" w:color="D9D9D9"/>
               <w:bottom w:val="single" w:sz="4" w:color="D9D9D9"/>
-              <w:left w:val="single" w:sz="4" w:color="D9D9D9"/>
               <w:right w:val="single" w:sz="4" w:color="D9D9D9"/>
             </w:tcBorders>
             <w:shd w:fill="FFFFFF"/>
             <w:tcMar>
               <w:top w:w="85" w:type="dxa"/>
+              <w:left w:w="85" w:type="dxa"/>
               <w:bottom w:w="85" w:type="dxa"/>
-              <w:left w:w="85" w:type="dxa"/>
               <w:right w:w="85" w:type="dxa"/>
             </w:tcMar>
           </w:tcPr>
@@ -2722,15 +2722,15 @@
             <w:tcW w:type="dxa" w:w="2741"/>
             <w:tcBorders>
               <w:top w:val="single" w:sz="4" w:color="D9D9D9"/>
+              <w:left w:val="single" w:sz="4" w:color="D9D9D9"/>
               <w:bottom w:val="single" w:sz="4" w:color="D9D9D9"/>
-              <w:left w:val="single" w:sz="4" w:color="D9D9D9"/>
               <w:right w:val="single" w:sz="4" w:color="D9D9D9"/>
             </w:tcBorders>
             <w:shd w:fill="FFFFFF"/>
             <w:tcMar>
               <w:top w:w="85" w:type="dxa"/>
+              <w:left w:w="85" w:type="dxa"/>
               <w:bottom w:w="85" w:type="dxa"/>
-              <w:left w:w="85" w:type="dxa"/>
               <w:right w:w="85" w:type="dxa"/>
             </w:tcMar>
           </w:tcPr>
@@ -2753,15 +2753,15 @@
             <w:tcW w:type="dxa" w:w="2741"/>
             <w:tcBorders>
               <w:top w:val="single" w:sz="4" w:color="D9D9D9"/>
+              <w:left w:val="single" w:sz="4" w:color="D9D9D9"/>
               <w:bottom w:val="single" w:sz="4" w:color="D9D9D9"/>
-              <w:left w:val="single" w:sz="4" w:color="D9D9D9"/>
               <w:right w:val="single" w:sz="4" w:color="D9D9D9"/>
             </w:tcBorders>
             <w:shd w:fill="FFFFFF"/>
             <w:tcMar>
               <w:top w:w="85" w:type="dxa"/>
+              <w:left w:w="85" w:type="dxa"/>
               <w:bottom w:w="85" w:type="dxa"/>
-              <w:left w:w="85" w:type="dxa"/>
               <w:right w:w="85" w:type="dxa"/>
             </w:tcMar>
           </w:tcPr>
@@ -2786,15 +2786,15 @@
             <w:tcW w:type="dxa" w:w="4670"/>
             <w:tcBorders>
               <w:top w:val="single" w:sz="4" w:color="D9D9D9"/>
+              <w:left w:val="single" w:sz="4" w:color="D9D9D9"/>
               <w:bottom w:val="single" w:sz="4" w:color="D9D9D9"/>
-              <w:left w:val="single" w:sz="4" w:color="D9D9D9"/>
               <w:right w:val="single" w:sz="4" w:color="D9D9D9"/>
             </w:tcBorders>
             <w:shd w:fill="F1F5F7"/>
             <w:tcMar>
               <w:top w:w="85" w:type="dxa"/>
+              <w:left w:w="85" w:type="dxa"/>
               <w:bottom w:w="85" w:type="dxa"/>
-              <w:left w:w="85" w:type="dxa"/>
               <w:right w:w="85" w:type="dxa"/>
             </w:tcMar>
           </w:tcPr>
@@ -2817,15 +2817,15 @@
             <w:tcW w:type="dxa" w:w="2741"/>
             <w:tcBorders>
               <w:top w:val="single" w:sz="4" w:color="D9D9D9"/>
+              <w:left w:val="single" w:sz="4" w:color="D9D9D9"/>
               <w:bottom w:val="single" w:sz="4" w:color="D9D9D9"/>
-              <w:left w:val="single" w:sz="4" w:color="D9D9D9"/>
               <w:right w:val="single" w:sz="4" w:color="D9D9D9"/>
             </w:tcBorders>
             <w:shd w:fill="F1F5F7"/>
             <w:tcMar>
               <w:top w:w="85" w:type="dxa"/>
+              <w:left w:w="85" w:type="dxa"/>
               <w:bottom w:w="85" w:type="dxa"/>
-              <w:left w:w="85" w:type="dxa"/>
               <w:right w:w="85" w:type="dxa"/>
             </w:tcMar>
           </w:tcPr>
@@ -2848,15 +2848,15 @@
             <w:tcW w:type="dxa" w:w="2741"/>
             <w:tcBorders>
               <w:top w:val="single" w:sz="4" w:color="D9D9D9"/>
+              <w:left w:val="single" w:sz="4" w:color="D9D9D9"/>
               <w:bottom w:val="single" w:sz="4" w:color="D9D9D9"/>
-              <w:left w:val="single" w:sz="4" w:color="D9D9D9"/>
               <w:right w:val="single" w:sz="4" w:color="D9D9D9"/>
             </w:tcBorders>
             <w:shd w:fill="F1F5F7"/>
             <w:tcMar>
               <w:top w:w="85" w:type="dxa"/>
+              <w:left w:w="85" w:type="dxa"/>
               <w:bottom w:w="85" w:type="dxa"/>
-              <w:left w:w="85" w:type="dxa"/>
               <w:right w:w="85" w:type="dxa"/>
             </w:tcMar>
           </w:tcPr>
@@ -2904,15 +2904,15 @@
             <w:tcW w:type="dxa" w:w="4061"/>
             <w:tcBorders>
               <w:top w:val="single" w:sz="4" w:color="D9D9D9"/>
+              <w:left w:val="single" w:sz="4" w:color="D9D9D9"/>
               <w:bottom w:val="single" w:sz="4" w:color="D9D9D9"/>
-              <w:left w:val="single" w:sz="4" w:color="D9D9D9"/>
               <w:right w:val="single" w:sz="4" w:color="D9D9D9"/>
             </w:tcBorders>
             <w:shd w:fill="142D40"/>
             <w:tcMar>
               <w:top w:w="85" w:type="dxa"/>
+              <w:left w:w="85" w:type="dxa"/>
               <w:bottom w:w="85" w:type="dxa"/>
-              <w:left w:w="85" w:type="dxa"/>
               <w:right w:w="85" w:type="dxa"/>
             </w:tcMar>
           </w:tcPr>
@@ -2935,15 +2935,15 @@
             <w:tcW w:type="dxa" w:w="1827"/>
             <w:tcBorders>
               <w:top w:val="single" w:sz="4" w:color="D9D9D9"/>
+              <w:left w:val="single" w:sz="4" w:color="D9D9D9"/>
               <w:bottom w:val="single" w:sz="4" w:color="D9D9D9"/>
-              <w:left w:val="single" w:sz="4" w:color="D9D9D9"/>
               <w:right w:val="single" w:sz="4" w:color="D9D9D9"/>
             </w:tcBorders>
             <w:shd w:fill="142D40"/>
             <w:tcMar>
               <w:top w:w="85" w:type="dxa"/>
+              <w:left w:w="85" w:type="dxa"/>
               <w:bottom w:w="85" w:type="dxa"/>
-              <w:left w:w="85" w:type="dxa"/>
               <w:right w:w="85" w:type="dxa"/>
             </w:tcMar>
           </w:tcPr>
@@ -2966,15 +2966,15 @@
             <w:tcW w:type="dxa" w:w="2233"/>
             <w:tcBorders>
               <w:top w:val="single" w:sz="4" w:color="D9D9D9"/>
+              <w:left w:val="single" w:sz="4" w:color="D9D9D9"/>
               <w:bottom w:val="single" w:sz="4" w:color="D9D9D9"/>
-              <w:left w:val="single" w:sz="4" w:color="D9D9D9"/>
               <w:right w:val="single" w:sz="4" w:color="D9D9D9"/>
             </w:tcBorders>
             <w:shd w:fill="142D40"/>
             <w:tcMar>
               <w:top w:w="85" w:type="dxa"/>
+              <w:left w:w="85" w:type="dxa"/>
               <w:bottom w:w="85" w:type="dxa"/>
-              <w:left w:w="85" w:type="dxa"/>
               <w:right w:w="85" w:type="dxa"/>
             </w:tcMar>
           </w:tcPr>
@@ -2997,15 +2997,15 @@
             <w:tcW w:type="dxa" w:w="2030"/>
             <w:tcBorders>
               <w:top w:val="single" w:sz="4" w:color="D9D9D9"/>
+              <w:left w:val="single" w:sz="4" w:color="D9D9D9"/>
               <w:bottom w:val="single" w:sz="4" w:color="D9D9D9"/>
-              <w:left w:val="single" w:sz="4" w:color="D9D9D9"/>
               <w:right w:val="single" w:sz="4" w:color="D9D9D9"/>
             </w:tcBorders>
             <w:shd w:fill="142D40"/>
             <w:tcMar>
               <w:top w:w="85" w:type="dxa"/>
+              <w:left w:w="85" w:type="dxa"/>
               <w:bottom w:w="85" w:type="dxa"/>
-              <w:left w:w="85" w:type="dxa"/>
               <w:right w:w="85" w:type="dxa"/>
             </w:tcMar>
           </w:tcPr>
@@ -3030,15 +3030,15 @@
             <w:tcW w:type="dxa" w:w="4061"/>
             <w:tcBorders>
               <w:top w:val="single" w:sz="4" w:color="D9D9D9"/>
+              <w:left w:val="single" w:sz="4" w:color="D9D9D9"/>
               <w:bottom w:val="single" w:sz="4" w:color="D9D9D9"/>
-              <w:left w:val="single" w:sz="4" w:color="D9D9D9"/>
               <w:right w:val="single" w:sz="4" w:color="D9D9D9"/>
             </w:tcBorders>
             <w:shd w:fill="FFFFFF"/>
             <w:tcMar>
               <w:top w:w="85" w:type="dxa"/>
+              <w:left w:w="85" w:type="dxa"/>
               <w:bottom w:w="85" w:type="dxa"/>
-              <w:left w:w="85" w:type="dxa"/>
               <w:right w:w="85" w:type="dxa"/>
             </w:tcMar>
           </w:tcPr>
@@ -3061,15 +3061,15 @@
             <w:tcW w:type="dxa" w:w="1827"/>
             <w:tcBorders>
               <w:top w:val="single" w:sz="4" w:color="D9D9D9"/>
+              <w:left w:val="single" w:sz="4" w:color="D9D9D9"/>
               <w:bottom w:val="single" w:sz="4" w:color="D9D9D9"/>
-              <w:left w:val="single" w:sz="4" w:color="D9D9D9"/>
               <w:right w:val="single" w:sz="4" w:color="D9D9D9"/>
             </w:tcBorders>
             <w:shd w:fill="FFFFFF"/>
             <w:tcMar>
               <w:top w:w="85" w:type="dxa"/>
+              <w:left w:w="85" w:type="dxa"/>
               <w:bottom w:w="85" w:type="dxa"/>
-              <w:left w:w="85" w:type="dxa"/>
               <w:right w:w="85" w:type="dxa"/>
             </w:tcMar>
           </w:tcPr>
@@ -3092,15 +3092,15 @@
             <w:tcW w:type="dxa" w:w="2233"/>
             <w:tcBorders>
               <w:top w:val="single" w:sz="4" w:color="D9D9D9"/>
+              <w:left w:val="single" w:sz="4" w:color="D9D9D9"/>
               <w:bottom w:val="single" w:sz="4" w:color="D9D9D9"/>
-              <w:left w:val="single" w:sz="4" w:color="D9D9D9"/>
               <w:right w:val="single" w:sz="4" w:color="D9D9D9"/>
             </w:tcBorders>
             <w:shd w:fill="FFFFFF"/>
             <w:tcMar>
               <w:top w:w="85" w:type="dxa"/>
+              <w:left w:w="85" w:type="dxa"/>
               <w:bottom w:w="85" w:type="dxa"/>
-              <w:left w:w="85" w:type="dxa"/>
               <w:right w:w="85" w:type="dxa"/>
             </w:tcMar>
           </w:tcPr>
@@ -3122,15 +3122,15 @@
             <w:tcW w:type="dxa" w:w="2030"/>
             <w:tcBorders>
               <w:top w:val="single" w:sz="4" w:color="D9D9D9"/>
+              <w:left w:val="single" w:sz="4" w:color="D9D9D9"/>
               <w:bottom w:val="single" w:sz="4" w:color="D9D9D9"/>
-              <w:left w:val="single" w:sz="4" w:color="D9D9D9"/>
               <w:right w:val="single" w:sz="4" w:color="D9D9D9"/>
             </w:tcBorders>
             <w:shd w:fill="FFFFFF"/>
             <w:tcMar>
               <w:top w:w="85" w:type="dxa"/>
+              <w:left w:w="85" w:type="dxa"/>
               <w:bottom w:w="85" w:type="dxa"/>
-              <w:left w:w="85" w:type="dxa"/>
               <w:right w:w="85" w:type="dxa"/>
             </w:tcMar>
           </w:tcPr>
@@ -3154,15 +3154,15 @@
             <w:tcW w:type="dxa" w:w="4061"/>
             <w:tcBorders>
               <w:top w:val="single" w:sz="4" w:color="D9D9D9"/>
+              <w:left w:val="single" w:sz="4" w:color="D9D9D9"/>
               <w:bottom w:val="single" w:sz="4" w:color="D9D9D9"/>
-              <w:left w:val="single" w:sz="4" w:color="D9D9D9"/>
               <w:right w:val="single" w:sz="4" w:color="D9D9D9"/>
             </w:tcBorders>
             <w:shd w:fill="F1F5F7"/>
             <w:tcMar>
               <w:top w:w="85" w:type="dxa"/>
+              <w:left w:w="85" w:type="dxa"/>
               <w:bottom w:w="85" w:type="dxa"/>
-              <w:left w:w="85" w:type="dxa"/>
               <w:right w:w="85" w:type="dxa"/>
             </w:tcMar>
           </w:tcPr>
@@ -3185,15 +3185,15 @@
             <w:tcW w:type="dxa" w:w="1827"/>
             <w:tcBorders>
               <w:top w:val="single" w:sz="4" w:color="D9D9D9"/>
+              <w:left w:val="single" w:sz="4" w:color="D9D9D9"/>
               <w:bottom w:val="single" w:sz="4" w:color="D9D9D9"/>
-              <w:left w:val="single" w:sz="4" w:color="D9D9D9"/>
               <w:right w:val="single" w:sz="4" w:color="D9D9D9"/>
             </w:tcBorders>
             <w:shd w:fill="F1F5F7"/>
             <w:tcMar>
               <w:top w:w="85" w:type="dxa"/>
+              <w:left w:w="85" w:type="dxa"/>
               <w:bottom w:w="85" w:type="dxa"/>
-              <w:left w:w="85" w:type="dxa"/>
               <w:right w:w="85" w:type="dxa"/>
             </w:tcMar>
           </w:tcPr>
@@ -3216,15 +3216,15 @@
             <w:tcW w:type="dxa" w:w="2233"/>
             <w:tcBorders>
               <w:top w:val="single" w:sz="4" w:color="D9D9D9"/>
+              <w:left w:val="single" w:sz="4" w:color="D9D9D9"/>
               <w:bottom w:val="single" w:sz="4" w:color="D9D9D9"/>
-              <w:left w:val="single" w:sz="4" w:color="D9D9D9"/>
               <w:right w:val="single" w:sz="4" w:color="D9D9D9"/>
             </w:tcBorders>
             <w:shd w:fill="F1F5F7"/>
             <w:tcMar>
               <w:top w:w="85" w:type="dxa"/>
+              <w:left w:w="85" w:type="dxa"/>
               <w:bottom w:w="85" w:type="dxa"/>
-              <w:left w:w="85" w:type="dxa"/>
               <w:right w:w="85" w:type="dxa"/>
             </w:tcMar>
           </w:tcPr>
@@ -3246,15 +3246,15 @@
             <w:tcW w:type="dxa" w:w="2030"/>
             <w:tcBorders>
               <w:top w:val="single" w:sz="4" w:color="D9D9D9"/>
+              <w:left w:val="single" w:sz="4" w:color="D9D9D9"/>
               <w:bottom w:val="single" w:sz="4" w:color="D9D9D9"/>
-              <w:left w:val="single" w:sz="4" w:color="D9D9D9"/>
               <w:right w:val="single" w:sz="4" w:color="D9D9D9"/>
             </w:tcBorders>
             <w:shd w:fill="F1F5F7"/>
             <w:tcMar>
               <w:top w:w="85" w:type="dxa"/>
+              <w:left w:w="85" w:type="dxa"/>
               <w:bottom w:w="85" w:type="dxa"/>
-              <w:left w:w="85" w:type="dxa"/>
               <w:right w:w="85" w:type="dxa"/>
             </w:tcMar>
           </w:tcPr>
@@ -3278,15 +3278,15 @@
             <w:tcW w:type="dxa" w:w="4061"/>
             <w:tcBorders>
               <w:top w:val="single" w:sz="4" w:color="D9D9D9"/>
+              <w:left w:val="single" w:sz="4" w:color="D9D9D9"/>
               <w:bottom w:val="single" w:sz="4" w:color="D9D9D9"/>
-              <w:left w:val="single" w:sz="4" w:color="D9D9D9"/>
               <w:right w:val="single" w:sz="4" w:color="D9D9D9"/>
             </w:tcBorders>
             <w:shd w:fill="FFFFFF"/>
             <w:tcMar>
               <w:top w:w="85" w:type="dxa"/>
+              <w:left w:w="85" w:type="dxa"/>
               <w:bottom w:w="85" w:type="dxa"/>
-              <w:left w:w="85" w:type="dxa"/>
               <w:right w:w="85" w:type="dxa"/>
             </w:tcMar>
           </w:tcPr>
@@ -3309,15 +3309,15 @@
             <w:tcW w:type="dxa" w:w="1827"/>
             <w:tcBorders>
               <w:top w:val="single" w:sz="4" w:color="D9D9D9"/>
+              <w:left w:val="single" w:sz="4" w:color="D9D9D9"/>
               <w:bottom w:val="single" w:sz="4" w:color="D9D9D9"/>
-              <w:left w:val="single" w:sz="4" w:color="D9D9D9"/>
               <w:right w:val="single" w:sz="4" w:color="D9D9D9"/>
             </w:tcBorders>
             <w:shd w:fill="FFFFFF"/>
             <w:tcMar>
               <w:top w:w="85" w:type="dxa"/>
+              <w:left w:w="85" w:type="dxa"/>
               <w:bottom w:w="85" w:type="dxa"/>
-              <w:left w:w="85" w:type="dxa"/>
               <w:right w:w="85" w:type="dxa"/>
             </w:tcMar>
           </w:tcPr>
@@ -3340,15 +3340,15 @@
             <w:tcW w:type="dxa" w:w="2233"/>
             <w:tcBorders>
               <w:top w:val="single" w:sz="4" w:color="D9D9D9"/>
+              <w:left w:val="single" w:sz="4" w:color="D9D9D9"/>
               <w:bottom w:val="single" w:sz="4" w:color="D9D9D9"/>
-              <w:left w:val="single" w:sz="4" w:color="D9D9D9"/>
               <w:right w:val="single" w:sz="4" w:color="D9D9D9"/>
             </w:tcBorders>
             <w:shd w:fill="FFFFFF"/>
             <w:tcMar>
               <w:top w:w="85" w:type="dxa"/>
+              <w:left w:w="85" w:type="dxa"/>
               <w:bottom w:w="85" w:type="dxa"/>
-              <w:left w:w="85" w:type="dxa"/>
               <w:right w:w="85" w:type="dxa"/>
             </w:tcMar>
           </w:tcPr>
@@ -3370,15 +3370,15 @@
             <w:tcW w:type="dxa" w:w="2030"/>
             <w:tcBorders>
               <w:top w:val="single" w:sz="4" w:color="D9D9D9"/>
+              <w:left w:val="single" w:sz="4" w:color="D9D9D9"/>
               <w:bottom w:val="single" w:sz="4" w:color="D9D9D9"/>
-              <w:left w:val="single" w:sz="4" w:color="D9D9D9"/>
               <w:right w:val="single" w:sz="4" w:color="D9D9D9"/>
             </w:tcBorders>
             <w:shd w:fill="FFFFFF"/>
             <w:tcMar>
               <w:top w:w="85" w:type="dxa"/>
+              <w:left w:w="85" w:type="dxa"/>
               <w:bottom w:w="85" w:type="dxa"/>
-              <w:left w:w="85" w:type="dxa"/>
               <w:right w:w="85" w:type="dxa"/>
             </w:tcMar>
           </w:tcPr>
@@ -3402,15 +3402,15 @@
             <w:tcW w:type="dxa" w:w="4061"/>
             <w:tcBorders>
               <w:top w:val="single" w:sz="4" w:color="D9D9D9"/>
+              <w:left w:val="single" w:sz="4" w:color="D9D9D9"/>
               <w:bottom w:val="single" w:sz="4" w:color="D9D9D9"/>
-              <w:left w:val="single" w:sz="4" w:color="D9D9D9"/>
               <w:right w:val="single" w:sz="4" w:color="D9D9D9"/>
             </w:tcBorders>
             <w:shd w:fill="F1F5F7"/>
             <w:tcMar>
               <w:top w:w="85" w:type="dxa"/>
+              <w:left w:w="85" w:type="dxa"/>
               <w:bottom w:w="85" w:type="dxa"/>
-              <w:left w:w="85" w:type="dxa"/>
               <w:right w:w="85" w:type="dxa"/>
             </w:tcMar>
           </w:tcPr>
@@ -3433,15 +3433,15 @@
             <w:tcW w:type="dxa" w:w="1827"/>
             <w:tcBorders>
               <w:top w:val="single" w:sz="4" w:color="D9D9D9"/>
+              <w:left w:val="single" w:sz="4" w:color="D9D9D9"/>
               <w:bottom w:val="single" w:sz="4" w:color="D9D9D9"/>
-              <w:left w:val="single" w:sz="4" w:color="D9D9D9"/>
               <w:right w:val="single" w:sz="4" w:color="D9D9D9"/>
             </w:tcBorders>
             <w:shd w:fill="F1F5F7"/>
             <w:tcMar>
               <w:top w:w="85" w:type="dxa"/>
+              <w:left w:w="85" w:type="dxa"/>
               <w:bottom w:w="85" w:type="dxa"/>
-              <w:left w:w="85" w:type="dxa"/>
               <w:right w:w="85" w:type="dxa"/>
             </w:tcMar>
           </w:tcPr>
@@ -3464,15 +3464,15 @@
             <w:tcW w:type="dxa" w:w="2233"/>
             <w:tcBorders>
               <w:top w:val="single" w:sz="4" w:color="D9D9D9"/>
+              <w:left w:val="single" w:sz="4" w:color="D9D9D9"/>
               <w:bottom w:val="single" w:sz="4" w:color="D9D9D9"/>
-              <w:left w:val="single" w:sz="4" w:color="D9D9D9"/>
               <w:right w:val="single" w:sz="4" w:color="D9D9D9"/>
             </w:tcBorders>
             <w:shd w:fill="F1F5F7"/>
             <w:tcMar>
               <w:top w:w="85" w:type="dxa"/>
+              <w:left w:w="85" w:type="dxa"/>
               <w:bottom w:w="85" w:type="dxa"/>
-              <w:left w:w="85" w:type="dxa"/>
               <w:right w:w="85" w:type="dxa"/>
             </w:tcMar>
           </w:tcPr>
@@ -3494,15 +3494,15 @@
             <w:tcW w:type="dxa" w:w="2030"/>
             <w:tcBorders>
               <w:top w:val="single" w:sz="4" w:color="D9D9D9"/>
+              <w:left w:val="single" w:sz="4" w:color="D9D9D9"/>
               <w:bottom w:val="single" w:sz="4" w:color="D9D9D9"/>
-              <w:left w:val="single" w:sz="4" w:color="D9D9D9"/>
               <w:right w:val="single" w:sz="4" w:color="D9D9D9"/>
             </w:tcBorders>
             <w:shd w:fill="F1F5F7"/>
             <w:tcMar>
               <w:top w:w="85" w:type="dxa"/>
+              <w:left w:w="85" w:type="dxa"/>
               <w:bottom w:w="85" w:type="dxa"/>
-              <w:left w:w="85" w:type="dxa"/>
               <w:right w:w="85" w:type="dxa"/>
             </w:tcMar>
           </w:tcPr>
@@ -3526,15 +3526,15 @@
             <w:tcW w:type="dxa" w:w="4061"/>
             <w:tcBorders>
               <w:top w:val="single" w:sz="4" w:color="D9D9D9"/>
+              <w:left w:val="single" w:sz="4" w:color="D9D9D9"/>
               <w:bottom w:val="single" w:sz="4" w:color="D9D9D9"/>
-              <w:left w:val="single" w:sz="4" w:color="D9D9D9"/>
               <w:right w:val="single" w:sz="4" w:color="D9D9D9"/>
             </w:tcBorders>
             <w:shd w:fill="FFFFFF"/>
             <w:tcMar>
               <w:top w:w="85" w:type="dxa"/>
+              <w:left w:w="85" w:type="dxa"/>
               <w:bottom w:w="85" w:type="dxa"/>
-              <w:left w:w="85" w:type="dxa"/>
               <w:right w:w="85" w:type="dxa"/>
             </w:tcMar>
           </w:tcPr>
@@ -3557,15 +3557,15 @@
             <w:tcW w:type="dxa" w:w="1827"/>
             <w:tcBorders>
               <w:top w:val="single" w:sz="4" w:color="D9D9D9"/>
+              <w:left w:val="single" w:sz="4" w:color="D9D9D9"/>
               <w:bottom w:val="single" w:sz="4" w:color="D9D9D9"/>
-              <w:left w:val="single" w:sz="4" w:color="D9D9D9"/>
               <w:right w:val="single" w:sz="4" w:color="D9D9D9"/>
             </w:tcBorders>
             <w:shd w:fill="FFFFFF"/>
             <w:tcMar>
               <w:top w:w="85" w:type="dxa"/>
+              <w:left w:w="85" w:type="dxa"/>
               <w:bottom w:w="85" w:type="dxa"/>
-              <w:left w:w="85" w:type="dxa"/>
               <w:right w:w="85" w:type="dxa"/>
             </w:tcMar>
           </w:tcPr>
@@ -3587,15 +3587,15 @@
             <w:tcW w:type="dxa" w:w="2233"/>
             <w:tcBorders>
               <w:top w:val="single" w:sz="4" w:color="D9D9D9"/>
+              <w:left w:val="single" w:sz="4" w:color="D9D9D9"/>
               <w:bottom w:val="single" w:sz="4" w:color="D9D9D9"/>
-              <w:left w:val="single" w:sz="4" w:color="D9D9D9"/>
               <w:right w:val="single" w:sz="4" w:color="D9D9D9"/>
             </w:tcBorders>
             <w:shd w:fill="FFFFFF"/>
             <w:tcMar>
               <w:top w:w="85" w:type="dxa"/>
+              <w:left w:w="85" w:type="dxa"/>
               <w:bottom w:w="85" w:type="dxa"/>
-              <w:left w:w="85" w:type="dxa"/>
               <w:right w:w="85" w:type="dxa"/>
             </w:tcMar>
           </w:tcPr>
@@ -3618,15 +3618,15 @@
             <w:tcW w:type="dxa" w:w="2030"/>
             <w:tcBorders>
               <w:top w:val="single" w:sz="4" w:color="D9D9D9"/>
+              <w:left w:val="single" w:sz="4" w:color="D9D9D9"/>
               <w:bottom w:val="single" w:sz="4" w:color="D9D9D9"/>
-              <w:left w:val="single" w:sz="4" w:color="D9D9D9"/>
               <w:right w:val="single" w:sz="4" w:color="D9D9D9"/>
             </w:tcBorders>
             <w:shd w:fill="FFFFFF"/>
             <w:tcMar>
               <w:top w:w="85" w:type="dxa"/>
+              <w:left w:w="85" w:type="dxa"/>
               <w:bottom w:w="85" w:type="dxa"/>
-              <w:left w:w="85" w:type="dxa"/>
               <w:right w:w="85" w:type="dxa"/>
             </w:tcMar>
           </w:tcPr>
